--- a/pc_package/PCR-005_protein_a.docx
+++ b/pc_package/PCR-005_protein_a.docx
@@ -10059,7 +10059,7 @@
                     <w:jc w:val="center"/>
                   </w:pPr>
                   <w:r>
-                    <w:t xml:space="preserve">9.078e+08</w:t>
+                    <w:t xml:space="preserve">9.08e+08</w:t>
                   </w:r>
                 </w:p>
               </w:tc>
@@ -10085,33 +10085,33 @@
                     <w:jc w:val="center"/>
                   </w:pPr>
                   <w:r>
-                    <w:t xml:space="preserve">6.484e+07</w:t>
-                  </w:r>
-                </w:p>
-              </w:tc>
-              <w:tc>
-                <w:tcPr/>
-                <w:p>
-                  <w:pPr>
-                    <w:pStyle w:val="Compact"/>
-                    <w:jc w:val="right"/>
-                    <w:jc w:val="center"/>
-                  </w:pPr>
-                  <w:r>
-                    <w:t xml:space="preserve">80.94</w:t>
-                  </w:r>
-                </w:p>
-              </w:tc>
-              <w:tc>
-                <w:tcPr/>
-                <w:p>
-                  <w:pPr>
-                    <w:pStyle w:val="Compact"/>
-                    <w:jc w:val="right"/>
-                    <w:jc w:val="center"/>
-                  </w:pPr>
-                  <w:r>
-                    <w:t xml:space="preserve">2.713e-10</w:t>
+                    <w:t xml:space="preserve">6.48e+07</w:t>
+                  </w:r>
+                </w:p>
+              </w:tc>
+              <w:tc>
+                <w:tcPr/>
+                <w:p>
+                  <w:pPr>
+                    <w:pStyle w:val="Compact"/>
+                    <w:jc w:val="right"/>
+                    <w:jc w:val="center"/>
+                  </w:pPr>
+                  <w:r>
+                    <w:t xml:space="preserve">80.9</w:t>
+                  </w:r>
+                </w:p>
+              </w:tc>
+              <w:tc>
+                <w:tcPr/>
+                <w:p>
+                  <w:pPr>
+                    <w:pStyle w:val="Compact"/>
+                    <w:jc w:val="right"/>
+                    <w:jc w:val="center"/>
+                  </w:pPr>
+                  <w:r>
+                    <w:t xml:space="preserve">2.71e-10</w:t>
                   </w:r>
                 </w:p>
               </w:tc>
@@ -10139,7 +10139,7 @@
                     <w:jc w:val="center"/>
                   </w:pPr>
                   <w:r>
-                    <w:t xml:space="preserve">1.041e+07</w:t>
+                    <w:t xml:space="preserve">1.04e+07</w:t>
                   </w:r>
                 </w:p>
               </w:tc>
@@ -10165,7 +10165,7 @@
                     <w:jc w:val="center"/>
                   </w:pPr>
                   <w:r>
-                    <w:t xml:space="preserve">8.011e+05</w:t>
+                    <w:t xml:space="preserve">8.01e+05</w:t>
                   </w:r>
                 </w:p>
               </w:tc>
@@ -10219,7 +10219,7 @@
                     <w:jc w:val="center"/>
                   </w:pPr>
                   <w:r>
-                    <w:t xml:space="preserve">1.003e+07</w:t>
+                    <w:t xml:space="preserve">1e+07</w:t>
                   </w:r>
                 </w:p>
               </w:tc>
@@ -10245,33 +10245,33 @@
                     <w:jc w:val="center"/>
                   </w:pPr>
                   <w:r>
-                    <w:t xml:space="preserve">1.003e+06</w:t>
-                  </w:r>
-                </w:p>
-              </w:tc>
-              <w:tc>
-                <w:tcPr/>
-                <w:p>
-                  <w:pPr>
-                    <w:pStyle w:val="Compact"/>
-                    <w:jc w:val="right"/>
-                    <w:jc w:val="center"/>
-                  </w:pPr>
-                  <w:r>
-                    <w:t xml:space="preserve">7.883</w:t>
-                  </w:r>
-                </w:p>
-              </w:tc>
-              <w:tc>
-                <w:tcPr/>
-                <w:p>
-                  <w:pPr>
-                    <w:pStyle w:val="Compact"/>
-                    <w:jc w:val="right"/>
-                    <w:jc w:val="center"/>
-                  </w:pPr>
-                  <w:r>
-                    <w:t xml:space="preserve">0.05799</w:t>
+                    <w:t xml:space="preserve">1e+06</w:t>
+                  </w:r>
+                </w:p>
+              </w:tc>
+              <w:tc>
+                <w:tcPr/>
+                <w:p>
+                  <w:pPr>
+                    <w:pStyle w:val="Compact"/>
+                    <w:jc w:val="right"/>
+                    <w:jc w:val="center"/>
+                  </w:pPr>
+                  <w:r>
+                    <w:t xml:space="preserve">7.88</w:t>
+                  </w:r>
+                </w:p>
+              </w:tc>
+              <w:tc>
+                <w:tcPr/>
+                <w:p>
+                  <w:pPr>
+                    <w:pStyle w:val="Compact"/>
+                    <w:jc w:val="right"/>
+                    <w:jc w:val="center"/>
+                  </w:pPr>
+                  <w:r>
+                    <w:t xml:space="preserve">0.058</w:t>
                   </w:r>
                 </w:p>
               </w:tc>
@@ -10299,7 +10299,7 @@
                     <w:jc w:val="center"/>
                   </w:pPr>
                   <w:r>
-                    <w:t xml:space="preserve">3.818e+05</w:t>
+                    <w:t xml:space="preserve">3.82e+05</w:t>
                   </w:r>
                 </w:p>
               </w:tc>
@@ -10325,7 +10325,7 @@
                     <w:jc w:val="center"/>
                   </w:pPr>
                   <w:r>
-                    <w:t xml:space="preserve">1.273e+05</w:t>
+                    <w:t xml:space="preserve">1.27e+05</w:t>
                   </w:r>
                 </w:p>
               </w:tc>
@@ -15536,7 +15536,7 @@
                     <w:jc w:val="center"/>
                   </w:pPr>
                   <w:r>
-                    <w:t xml:space="preserve">9966</w:t>
+                    <w:t xml:space="preserve">9,965.7</w:t>
                   </w:r>
                 </w:p>
               </w:tc>
@@ -15562,7 +15562,7 @@
                     <w:jc w:val="center"/>
                   </w:pPr>
                   <w:r>
-                    <w:t xml:space="preserve">2.643</w:t>
+                    <w:t xml:space="preserve">2.64</w:t>
                   </w:r>
                 </w:p>
               </w:tc>
@@ -15655,7 +15655,7 @@
                     <w:jc w:val="center"/>
                   </w:pPr>
                   <w:r>
-                    <w:t xml:space="preserve">9515</w:t>
+                    <w:t xml:space="preserve">9,515.4</w:t>
                   </w:r>
                 </w:p>
               </w:tc>
@@ -15681,7 +15681,7 @@
                     <w:jc w:val="center"/>
                   </w:pPr>
                   <w:r>
-                    <w:t xml:space="preserve">2.995</w:t>
+                    <w:t xml:space="preserve">3</w:t>
                   </w:r>
                 </w:p>
               </w:tc>
@@ -15774,33 +15774,33 @@
                     <w:jc w:val="center"/>
                   </w:pPr>
                   <w:r>
-                    <w:t xml:space="preserve">9023</w:t>
-                  </w:r>
-                </w:p>
-              </w:tc>
-              <w:tc>
-                <w:tcPr/>
-                <w:p>
-                  <w:pPr>
-                    <w:pStyle w:val="Compact"/>
-                    <w:jc w:val="right"/>
-                    <w:jc w:val="center"/>
-                  </w:pPr>
-                  <w:r>
-                    <w:t xml:space="preserve">0.9278</w:t>
-                  </w:r>
-                </w:p>
-              </w:tc>
-              <w:tc>
-                <w:tcPr/>
-                <w:p>
-                  <w:pPr>
-                    <w:pStyle w:val="Compact"/>
-                    <w:jc w:val="right"/>
-                    <w:jc w:val="center"/>
-                  </w:pPr>
-                  <w:r>
-                    <w:t xml:space="preserve">3.028</w:t>
+                    <w:t xml:space="preserve">9,022.6</w:t>
+                  </w:r>
+                </w:p>
+              </w:tc>
+              <w:tc>
+                <w:tcPr/>
+                <w:p>
+                  <w:pPr>
+                    <w:pStyle w:val="Compact"/>
+                    <w:jc w:val="right"/>
+                    <w:jc w:val="center"/>
+                  </w:pPr>
+                  <w:r>
+                    <w:t xml:space="preserve">0.928</w:t>
+                  </w:r>
+                </w:p>
+              </w:tc>
+              <w:tc>
+                <w:tcPr/>
+                <w:p>
+                  <w:pPr>
+                    <w:pStyle w:val="Compact"/>
+                    <w:jc w:val="right"/>
+                    <w:jc w:val="center"/>
+                  </w:pPr>
+                  <w:r>
+                    <w:t xml:space="preserve">3.03</w:t>
                   </w:r>
                 </w:p>
               </w:tc>
@@ -15893,33 +15893,33 @@
                     <w:jc w:val="center"/>
                   </w:pPr>
                   <w:r>
-                    <w:t xml:space="preserve">7894</w:t>
-                  </w:r>
-                </w:p>
-              </w:tc>
-              <w:tc>
-                <w:tcPr/>
-                <w:p>
-                  <w:pPr>
-                    <w:pStyle w:val="Compact"/>
-                    <w:jc w:val="right"/>
-                    <w:jc w:val="center"/>
-                  </w:pPr>
-                  <w:r>
-                    <w:t xml:space="preserve">0.9805</w:t>
-                  </w:r>
-                </w:p>
-              </w:tc>
-              <w:tc>
-                <w:tcPr/>
-                <w:p>
-                  <w:pPr>
-                    <w:pStyle w:val="Compact"/>
-                    <w:jc w:val="right"/>
-                    <w:jc w:val="center"/>
-                  </w:pPr>
-                  <w:r>
-                    <w:t xml:space="preserve">2.979</w:t>
+                    <w:t xml:space="preserve">7,893.7</w:t>
+                  </w:r>
+                </w:p>
+              </w:tc>
+              <w:tc>
+                <w:tcPr/>
+                <w:p>
+                  <w:pPr>
+                    <w:pStyle w:val="Compact"/>
+                    <w:jc w:val="right"/>
+                    <w:jc w:val="center"/>
+                  </w:pPr>
+                  <w:r>
+                    <w:t xml:space="preserve">0.98</w:t>
+                  </w:r>
+                </w:p>
+              </w:tc>
+              <w:tc>
+                <w:tcPr/>
+                <w:p>
+                  <w:pPr>
+                    <w:pStyle w:val="Compact"/>
+                    <w:jc w:val="right"/>
+                    <w:jc w:val="center"/>
+                  </w:pPr>
+                  <w:r>
+                    <w:t xml:space="preserve">2.98</w:t>
                   </w:r>
                 </w:p>
               </w:tc>
@@ -16012,20 +16012,20 @@
                     <w:jc w:val="center"/>
                   </w:pPr>
                   <w:r>
-                    <w:t xml:space="preserve">3212</w:t>
-                  </w:r>
-                </w:p>
-              </w:tc>
-              <w:tc>
-                <w:tcPr/>
-                <w:p>
-                  <w:pPr>
-                    <w:pStyle w:val="Compact"/>
-                    <w:jc w:val="right"/>
-                    <w:jc w:val="center"/>
-                  </w:pPr>
-                  <w:r>
-                    <w:t xml:space="preserve">0.9146</w:t>
+                    <w:t xml:space="preserve">3,211.7</w:t>
+                  </w:r>
+                </w:p>
+              </w:tc>
+              <w:tc>
+                <w:tcPr/>
+                <w:p>
+                  <w:pPr>
+                    <w:pStyle w:val="Compact"/>
+                    <w:jc w:val="right"/>
+                    <w:jc w:val="center"/>
+                  </w:pPr>
+                  <w:r>
+                    <w:t xml:space="preserve">0.915</w:t>
                   </w:r>
                 </w:p>
               </w:tc>
@@ -16131,33 +16131,33 @@
                     <w:jc w:val="center"/>
                   </w:pPr>
                   <w:r>
-                    <w:t xml:space="preserve">2523</w:t>
-                  </w:r>
-                </w:p>
-              </w:tc>
-              <w:tc>
-                <w:tcPr/>
-                <w:p>
-                  <w:pPr>
-                    <w:pStyle w:val="Compact"/>
-                    <w:jc w:val="right"/>
-                    <w:jc w:val="center"/>
-                  </w:pPr>
-                  <w:r>
-                    <w:t xml:space="preserve">0.9857</w:t>
-                  </w:r>
-                </w:p>
-              </w:tc>
-              <w:tc>
-                <w:tcPr/>
-                <w:p>
-                  <w:pPr>
-                    <w:pStyle w:val="Compact"/>
-                    <w:jc w:val="right"/>
-                    <w:jc w:val="center"/>
-                  </w:pPr>
-                  <w:r>
-                    <w:t xml:space="preserve">3.822</w:t>
+                    <w:t xml:space="preserve">2,523.1</w:t>
+                  </w:r>
+                </w:p>
+              </w:tc>
+              <w:tc>
+                <w:tcPr/>
+                <w:p>
+                  <w:pPr>
+                    <w:pStyle w:val="Compact"/>
+                    <w:jc w:val="right"/>
+                    <w:jc w:val="center"/>
+                  </w:pPr>
+                  <w:r>
+                    <w:t xml:space="preserve">0.986</w:t>
+                  </w:r>
+                </w:p>
+              </w:tc>
+              <w:tc>
+                <w:tcPr/>
+                <w:p>
+                  <w:pPr>
+                    <w:pStyle w:val="Compact"/>
+                    <w:jc w:val="right"/>
+                    <w:jc w:val="center"/>
+                  </w:pPr>
+                  <w:r>
+                    <w:t xml:space="preserve">3.82</w:t>
                   </w:r>
                 </w:p>
               </w:tc>
@@ -16250,33 +16250,33 @@
                     <w:jc w:val="center"/>
                   </w:pPr>
                   <w:r>
-                    <w:t xml:space="preserve">2540</w:t>
-                  </w:r>
-                </w:p>
-              </w:tc>
-              <w:tc>
-                <w:tcPr/>
-                <w:p>
-                  <w:pPr>
-                    <w:pStyle w:val="Compact"/>
-                    <w:jc w:val="right"/>
-                    <w:jc w:val="center"/>
-                  </w:pPr>
-                  <w:r>
-                    <w:t xml:space="preserve">0.9289</w:t>
-                  </w:r>
-                </w:p>
-              </w:tc>
-              <w:tc>
-                <w:tcPr/>
-                <w:p>
-                  <w:pPr>
-                    <w:pStyle w:val="Compact"/>
-                    <w:jc w:val="right"/>
-                    <w:jc w:val="center"/>
-                  </w:pPr>
-                  <w:r>
-                    <w:t xml:space="preserve">3.301</w:t>
+                    <w:t xml:space="preserve">2,540.2</w:t>
+                  </w:r>
+                </w:p>
+              </w:tc>
+              <w:tc>
+                <w:tcPr/>
+                <w:p>
+                  <w:pPr>
+                    <w:pStyle w:val="Compact"/>
+                    <w:jc w:val="right"/>
+                    <w:jc w:val="center"/>
+                  </w:pPr>
+                  <w:r>
+                    <w:t xml:space="preserve">0.929</w:t>
+                  </w:r>
+                </w:p>
+              </w:tc>
+              <w:tc>
+                <w:tcPr/>
+                <w:p>
+                  <w:pPr>
+                    <w:pStyle w:val="Compact"/>
+                    <w:jc w:val="right"/>
+                    <w:jc w:val="center"/>
+                  </w:pPr>
+                  <w:r>
+                    <w:t xml:space="preserve">3.3</w:t>
                   </w:r>
                 </w:p>
               </w:tc>
@@ -16369,33 +16369,33 @@
                     <w:jc w:val="center"/>
                   </w:pPr>
                   <w:r>
-                    <w:t xml:space="preserve">3108</w:t>
-                  </w:r>
-                </w:p>
-              </w:tc>
-              <w:tc>
-                <w:tcPr/>
-                <w:p>
-                  <w:pPr>
-                    <w:pStyle w:val="Compact"/>
-                    <w:jc w:val="right"/>
-                    <w:jc w:val="center"/>
-                  </w:pPr>
-                  <w:r>
-                    <w:t xml:space="preserve">0.9599</w:t>
-                  </w:r>
-                </w:p>
-              </w:tc>
-              <w:tc>
-                <w:tcPr/>
-                <w:p>
-                  <w:pPr>
-                    <w:pStyle w:val="Compact"/>
-                    <w:jc w:val="right"/>
-                    <w:jc w:val="center"/>
-                  </w:pPr>
-                  <w:r>
-                    <w:t xml:space="preserve">2.434</w:t>
+                    <w:t xml:space="preserve">3,108.1</w:t>
+                  </w:r>
+                </w:p>
+              </w:tc>
+              <w:tc>
+                <w:tcPr/>
+                <w:p>
+                  <w:pPr>
+                    <w:pStyle w:val="Compact"/>
+                    <w:jc w:val="right"/>
+                    <w:jc w:val="center"/>
+                  </w:pPr>
+                  <w:r>
+                    <w:t xml:space="preserve">0.96</w:t>
+                  </w:r>
+                </w:p>
+              </w:tc>
+              <w:tc>
+                <w:tcPr/>
+                <w:p>
+                  <w:pPr>
+                    <w:pStyle w:val="Compact"/>
+                    <w:jc w:val="right"/>
+                    <w:jc w:val="center"/>
+                  </w:pPr>
+                  <w:r>
+                    <w:t xml:space="preserve">2.43</w:t>
                   </w:r>
                 </w:p>
               </w:tc>
@@ -16488,33 +16488,33 @@
                     <w:jc w:val="center"/>
                   </w:pPr>
                   <w:r>
-                    <w:t xml:space="preserve">1.657e+04</w:t>
-                  </w:r>
-                </w:p>
-              </w:tc>
-              <w:tc>
-                <w:tcPr/>
-                <w:p>
-                  <w:pPr>
-                    <w:pStyle w:val="Compact"/>
-                    <w:jc w:val="right"/>
-                    <w:jc w:val="center"/>
-                  </w:pPr>
-                  <w:r>
-                    <w:t xml:space="preserve">0.9127</w:t>
-                  </w:r>
-                </w:p>
-              </w:tc>
-              <w:tc>
-                <w:tcPr/>
-                <w:p>
-                  <w:pPr>
-                    <w:pStyle w:val="Compact"/>
-                    <w:jc w:val="right"/>
-                    <w:jc w:val="center"/>
-                  </w:pPr>
-                  <w:r>
-                    <w:t xml:space="preserve">2.471</w:t>
+                    <w:t xml:space="preserve">16,568.2</w:t>
+                  </w:r>
+                </w:p>
+              </w:tc>
+              <w:tc>
+                <w:tcPr/>
+                <w:p>
+                  <w:pPr>
+                    <w:pStyle w:val="Compact"/>
+                    <w:jc w:val="right"/>
+                    <w:jc w:val="center"/>
+                  </w:pPr>
+                  <w:r>
+                    <w:t xml:space="preserve">0.913</w:t>
+                  </w:r>
+                </w:p>
+              </w:tc>
+              <w:tc>
+                <w:tcPr/>
+                <w:p>
+                  <w:pPr>
+                    <w:pStyle w:val="Compact"/>
+                    <w:jc w:val="right"/>
+                    <w:jc w:val="center"/>
+                  </w:pPr>
+                  <w:r>
+                    <w:t xml:space="preserve">2.47</w:t>
                   </w:r>
                 </w:p>
               </w:tc>
@@ -16607,7 +16607,7 @@
                     <w:jc w:val="center"/>
                   </w:pPr>
                   <w:r>
-                    <w:t xml:space="preserve">1.974e+04</w:t>
+                    <w:t xml:space="preserve">19,737.9</w:t>
                   </w:r>
                 </w:p>
               </w:tc>
@@ -16633,7 +16633,7 @@
                     <w:jc w:val="center"/>
                   </w:pPr>
                   <w:r>
-                    <w:t xml:space="preserve">2.661</w:t>
+                    <w:t xml:space="preserve">2.66</w:t>
                   </w:r>
                 </w:p>
               </w:tc>
@@ -16726,33 +16726,33 @@
                     <w:jc w:val="center"/>
                   </w:pPr>
                   <w:r>
-                    <w:t xml:space="preserve">1.827e+04</w:t>
-                  </w:r>
-                </w:p>
-              </w:tc>
-              <w:tc>
-                <w:tcPr/>
-                <w:p>
-                  <w:pPr>
-                    <w:pStyle w:val="Compact"/>
-                    <w:jc w:val="right"/>
-                    <w:jc w:val="center"/>
-                  </w:pPr>
-                  <w:r>
-                    <w:t xml:space="preserve">0.8575</w:t>
-                  </w:r>
-                </w:p>
-              </w:tc>
-              <w:tc>
-                <w:tcPr/>
-                <w:p>
-                  <w:pPr>
-                    <w:pStyle w:val="Compact"/>
-                    <w:jc w:val="right"/>
-                    <w:jc w:val="center"/>
-                  </w:pPr>
-                  <w:r>
-                    <w:t xml:space="preserve">2.671</w:t>
+                    <w:t xml:space="preserve">18,271.3</w:t>
+                  </w:r>
+                </w:p>
+              </w:tc>
+              <w:tc>
+                <w:tcPr/>
+                <w:p>
+                  <w:pPr>
+                    <w:pStyle w:val="Compact"/>
+                    <w:jc w:val="right"/>
+                    <w:jc w:val="center"/>
+                  </w:pPr>
+                  <w:r>
+                    <w:t xml:space="preserve">0.857</w:t>
+                  </w:r>
+                </w:p>
+              </w:tc>
+              <w:tc>
+                <w:tcPr/>
+                <w:p>
+                  <w:pPr>
+                    <w:pStyle w:val="Compact"/>
+                    <w:jc w:val="right"/>
+                    <w:jc w:val="center"/>
+                  </w:pPr>
+                  <w:r>
+                    <w:t xml:space="preserve">2.67</w:t>
                   </w:r>
                 </w:p>
               </w:tc>
@@ -16845,20 +16845,20 @@
                     <w:jc w:val="center"/>
                   </w:pPr>
                   <w:r>
-                    <w:t xml:space="preserve">2.124e+04</w:t>
-                  </w:r>
-                </w:p>
-              </w:tc>
-              <w:tc>
-                <w:tcPr/>
-                <w:p>
-                  <w:pPr>
-                    <w:pStyle w:val="Compact"/>
-                    <w:jc w:val="right"/>
-                    <w:jc w:val="center"/>
-                  </w:pPr>
-                  <w:r>
-                    <w:t xml:space="preserve">0.9363</w:t>
+                    <w:t xml:space="preserve">21,244.6</w:t>
+                  </w:r>
+                </w:p>
+              </w:tc>
+              <w:tc>
+                <w:tcPr/>
+                <w:p>
+                  <w:pPr>
+                    <w:pStyle w:val="Compact"/>
+                    <w:jc w:val="right"/>
+                    <w:jc w:val="center"/>
+                  </w:pPr>
+                  <w:r>
+                    <w:t xml:space="preserve">0.936</w:t>
                   </w:r>
                 </w:p>
               </w:tc>
@@ -16964,33 +16964,33 @@
                     <w:jc w:val="center"/>
                   </w:pPr>
                   <w:r>
-                    <w:t xml:space="preserve">6792</w:t>
-                  </w:r>
-                </w:p>
-              </w:tc>
-              <w:tc>
-                <w:tcPr/>
-                <w:p>
-                  <w:pPr>
-                    <w:pStyle w:val="Compact"/>
-                    <w:jc w:val="right"/>
-                    <w:jc w:val="center"/>
-                  </w:pPr>
-                  <w:r>
-                    <w:t xml:space="preserve">0.9114</w:t>
-                  </w:r>
-                </w:p>
-              </w:tc>
-              <w:tc>
-                <w:tcPr/>
-                <w:p>
-                  <w:pPr>
-                    <w:pStyle w:val="Compact"/>
-                    <w:jc w:val="right"/>
-                    <w:jc w:val="center"/>
-                  </w:pPr>
-                  <w:r>
-                    <w:t xml:space="preserve">2.771</w:t>
+                    <w:t xml:space="preserve">6,791.9</w:t>
+                  </w:r>
+                </w:p>
+              </w:tc>
+              <w:tc>
+                <w:tcPr/>
+                <w:p>
+                  <w:pPr>
+                    <w:pStyle w:val="Compact"/>
+                    <w:jc w:val="right"/>
+                    <w:jc w:val="center"/>
+                  </w:pPr>
+                  <w:r>
+                    <w:t xml:space="preserve">0.911</w:t>
+                  </w:r>
+                </w:p>
+              </w:tc>
+              <w:tc>
+                <w:tcPr/>
+                <w:p>
+                  <w:pPr>
+                    <w:pStyle w:val="Compact"/>
+                    <w:jc w:val="right"/>
+                    <w:jc w:val="center"/>
+                  </w:pPr>
+                  <w:r>
+                    <w:t xml:space="preserve">2.77</w:t>
                   </w:r>
                 </w:p>
               </w:tc>
@@ -17083,33 +17083,33 @@
                     <w:jc w:val="center"/>
                   </w:pPr>
                   <w:r>
-                    <w:t xml:space="preserve">7875</w:t>
-                  </w:r>
-                </w:p>
-              </w:tc>
-              <w:tc>
-                <w:tcPr/>
-                <w:p>
-                  <w:pPr>
-                    <w:pStyle w:val="Compact"/>
-                    <w:jc w:val="right"/>
-                    <w:jc w:val="center"/>
-                  </w:pPr>
-                  <w:r>
-                    <w:t xml:space="preserve">0.9755</w:t>
-                  </w:r>
-                </w:p>
-              </w:tc>
-              <w:tc>
-                <w:tcPr/>
-                <w:p>
-                  <w:pPr>
-                    <w:pStyle w:val="Compact"/>
-                    <w:jc w:val="right"/>
-                    <w:jc w:val="center"/>
-                  </w:pPr>
-                  <w:r>
-                    <w:t xml:space="preserve">2.288</w:t>
+                    <w:t xml:space="preserve">7,875.0</w:t>
+                  </w:r>
+                </w:p>
+              </w:tc>
+              <w:tc>
+                <w:tcPr/>
+                <w:p>
+                  <w:pPr>
+                    <w:pStyle w:val="Compact"/>
+                    <w:jc w:val="right"/>
+                    <w:jc w:val="center"/>
+                  </w:pPr>
+                  <w:r>
+                    <w:t xml:space="preserve">0.976</w:t>
+                  </w:r>
+                </w:p>
+              </w:tc>
+              <w:tc>
+                <w:tcPr/>
+                <w:p>
+                  <w:pPr>
+                    <w:pStyle w:val="Compact"/>
+                    <w:jc w:val="right"/>
+                    <w:jc w:val="center"/>
+                  </w:pPr>
+                  <w:r>
+                    <w:t xml:space="preserve">2.29</w:t>
                   </w:r>
                 </w:p>
               </w:tc>
@@ -17202,33 +17202,33 @@
                     <w:jc w:val="center"/>
                   </w:pPr>
                   <w:r>
-                    <w:t xml:space="preserve">7655</w:t>
-                  </w:r>
-                </w:p>
-              </w:tc>
-              <w:tc>
-                <w:tcPr/>
-                <w:p>
-                  <w:pPr>
-                    <w:pStyle w:val="Compact"/>
-                    <w:jc w:val="right"/>
-                    <w:jc w:val="center"/>
-                  </w:pPr>
-                  <w:r>
-                    <w:t xml:space="preserve">0.8908</w:t>
-                  </w:r>
-                </w:p>
-              </w:tc>
-              <w:tc>
-                <w:tcPr/>
-                <w:p>
-                  <w:pPr>
-                    <w:pStyle w:val="Compact"/>
-                    <w:jc w:val="right"/>
-                    <w:jc w:val="center"/>
-                  </w:pPr>
-                  <w:r>
-                    <w:t xml:space="preserve">2.878</w:t>
+                    <w:t xml:space="preserve">7,655.0</w:t>
+                  </w:r>
+                </w:p>
+              </w:tc>
+              <w:tc>
+                <w:tcPr/>
+                <w:p>
+                  <w:pPr>
+                    <w:pStyle w:val="Compact"/>
+                    <w:jc w:val="right"/>
+                    <w:jc w:val="center"/>
+                  </w:pPr>
+                  <w:r>
+                    <w:t xml:space="preserve">0.891</w:t>
+                  </w:r>
+                </w:p>
+              </w:tc>
+              <w:tc>
+                <w:tcPr/>
+                <w:p>
+                  <w:pPr>
+                    <w:pStyle w:val="Compact"/>
+                    <w:jc w:val="right"/>
+                    <w:jc w:val="center"/>
+                  </w:pPr>
+                  <w:r>
+                    <w:t xml:space="preserve">2.88</w:t>
                   </w:r>
                 </w:p>
               </w:tc>
@@ -17321,33 +17321,33 @@
                     <w:jc w:val="center"/>
                   </w:pPr>
                   <w:r>
-                    <w:t xml:space="preserve">7792</w:t>
-                  </w:r>
-                </w:p>
-              </w:tc>
-              <w:tc>
-                <w:tcPr/>
-                <w:p>
-                  <w:pPr>
-                    <w:pStyle w:val="Compact"/>
-                    <w:jc w:val="right"/>
-                    <w:jc w:val="center"/>
-                  </w:pPr>
-                  <w:r>
-                    <w:t xml:space="preserve">0.9269</w:t>
-                  </w:r>
-                </w:p>
-              </w:tc>
-              <w:tc>
-                <w:tcPr/>
-                <w:p>
-                  <w:pPr>
-                    <w:pStyle w:val="Compact"/>
-                    <w:jc w:val="right"/>
-                    <w:jc w:val="center"/>
-                  </w:pPr>
-                  <w:r>
-                    <w:t xml:space="preserve">3.136</w:t>
+                    <w:t xml:space="preserve">7,791.9</w:t>
+                  </w:r>
+                </w:p>
+              </w:tc>
+              <w:tc>
+                <w:tcPr/>
+                <w:p>
+                  <w:pPr>
+                    <w:pStyle w:val="Compact"/>
+                    <w:jc w:val="right"/>
+                    <w:jc w:val="center"/>
+                  </w:pPr>
+                  <w:r>
+                    <w:t xml:space="preserve">0.927</w:t>
+                  </w:r>
+                </w:p>
+              </w:tc>
+              <w:tc>
+                <w:tcPr/>
+                <w:p>
+                  <w:pPr>
+                    <w:pStyle w:val="Compact"/>
+                    <w:jc w:val="right"/>
+                    <w:jc w:val="center"/>
+                  </w:pPr>
+                  <w:r>
+                    <w:t xml:space="preserve">3.14</w:t>
                   </w:r>
                 </w:p>
               </w:tc>
@@ -17440,33 +17440,33 @@
                     <w:jc w:val="center"/>
                   </w:pPr>
                   <w:r>
-                    <w:t xml:space="preserve">6436</w:t>
-                  </w:r>
-                </w:p>
-              </w:tc>
-              <w:tc>
-                <w:tcPr/>
-                <w:p>
-                  <w:pPr>
-                    <w:pStyle w:val="Compact"/>
-                    <w:jc w:val="right"/>
-                    <w:jc w:val="center"/>
-                  </w:pPr>
-                  <w:r>
-                    <w:t xml:space="preserve">0.9307</w:t>
-                  </w:r>
-                </w:p>
-              </w:tc>
-              <w:tc>
-                <w:tcPr/>
-                <w:p>
-                  <w:pPr>
-                    <w:pStyle w:val="Compact"/>
-                    <w:jc w:val="right"/>
-                    <w:jc w:val="center"/>
-                  </w:pPr>
-                  <w:r>
-                    <w:t xml:space="preserve">2.911</w:t>
+                    <w:t xml:space="preserve">6,436.2</w:t>
+                  </w:r>
+                </w:p>
+              </w:tc>
+              <w:tc>
+                <w:tcPr/>
+                <w:p>
+                  <w:pPr>
+                    <w:pStyle w:val="Compact"/>
+                    <w:jc w:val="right"/>
+                    <w:jc w:val="center"/>
+                  </w:pPr>
+                  <w:r>
+                    <w:t xml:space="preserve">0.931</w:t>
+                  </w:r>
+                </w:p>
+              </w:tc>
+              <w:tc>
+                <w:tcPr/>
+                <w:p>
+                  <w:pPr>
+                    <w:pStyle w:val="Compact"/>
+                    <w:jc w:val="right"/>
+                    <w:jc w:val="center"/>
+                  </w:pPr>
+                  <w:r>
+                    <w:t xml:space="preserve">2.91</w:t>
                   </w:r>
                 </w:p>
               </w:tc>
@@ -17559,33 +17559,33 @@
                     <w:jc w:val="center"/>
                   </w:pPr>
                   <w:r>
-                    <w:t xml:space="preserve">9652</w:t>
-                  </w:r>
-                </w:p>
-              </w:tc>
-              <w:tc>
-                <w:tcPr/>
-                <w:p>
-                  <w:pPr>
-                    <w:pStyle w:val="Compact"/>
-                    <w:jc w:val="right"/>
-                    <w:jc w:val="center"/>
-                  </w:pPr>
-                  <w:r>
-                    <w:t xml:space="preserve">0.9331</w:t>
-                  </w:r>
-                </w:p>
-              </w:tc>
-              <w:tc>
-                <w:tcPr/>
-                <w:p>
-                  <w:pPr>
-                    <w:pStyle w:val="Compact"/>
-                    <w:jc w:val="right"/>
-                    <w:jc w:val="center"/>
-                  </w:pPr>
-                  <w:r>
-                    <w:t xml:space="preserve">3.069</w:t>
+                    <w:t xml:space="preserve">9,652.2</w:t>
+                  </w:r>
+                </w:p>
+              </w:tc>
+              <w:tc>
+                <w:tcPr/>
+                <w:p>
+                  <w:pPr>
+                    <w:pStyle w:val="Compact"/>
+                    <w:jc w:val="right"/>
+                    <w:jc w:val="center"/>
+                  </w:pPr>
+                  <w:r>
+                    <w:t xml:space="preserve">0.933</w:t>
+                  </w:r>
+                </w:p>
+              </w:tc>
+              <w:tc>
+                <w:tcPr/>
+                <w:p>
+                  <w:pPr>
+                    <w:pStyle w:val="Compact"/>
+                    <w:jc w:val="right"/>
+                    <w:jc w:val="center"/>
+                  </w:pPr>
+                  <w:r>
+                    <w:t xml:space="preserve">3.07</w:t>
                   </w:r>
                 </w:p>
               </w:tc>
@@ -17678,33 +17678,33 @@
                     <w:jc w:val="center"/>
                   </w:pPr>
                   <w:r>
-                    <w:t xml:space="preserve">8222</w:t>
-                  </w:r>
-                </w:p>
-              </w:tc>
-              <w:tc>
-                <w:tcPr/>
-                <w:p>
-                  <w:pPr>
-                    <w:pStyle w:val="Compact"/>
-                    <w:jc w:val="right"/>
-                    <w:jc w:val="center"/>
-                  </w:pPr>
-                  <w:r>
-                    <w:t xml:space="preserve">0.9421</w:t>
-                  </w:r>
-                </w:p>
-              </w:tc>
-              <w:tc>
-                <w:tcPr/>
-                <w:p>
-                  <w:pPr>
-                    <w:pStyle w:val="Compact"/>
-                    <w:jc w:val="right"/>
-                    <w:jc w:val="center"/>
-                  </w:pPr>
-                  <w:r>
-                    <w:t xml:space="preserve">3.859</w:t>
+                    <w:t xml:space="preserve">8,221.9</w:t>
+                  </w:r>
+                </w:p>
+              </w:tc>
+              <w:tc>
+                <w:tcPr/>
+                <w:p>
+                  <w:pPr>
+                    <w:pStyle w:val="Compact"/>
+                    <w:jc w:val="right"/>
+                    <w:jc w:val="center"/>
+                  </w:pPr>
+                  <w:r>
+                    <w:t xml:space="preserve">0.942</w:t>
+                  </w:r>
+                </w:p>
+              </w:tc>
+              <w:tc>
+                <w:tcPr/>
+                <w:p>
+                  <w:pPr>
+                    <w:pStyle w:val="Compact"/>
+                    <w:jc w:val="right"/>
+                    <w:jc w:val="center"/>
+                  </w:pPr>
+                  <w:r>
+                    <w:t xml:space="preserve">3.86</w:t>
                   </w:r>
                 </w:p>
               </w:tc>
@@ -18008,33 +18008,33 @@
                     <w:jc w:val="center"/>
                   </w:pPr>
                   <w:r>
-                    <w:t xml:space="preserve">1.001e+04</w:t>
-                  </w:r>
-                </w:p>
-              </w:tc>
-              <w:tc>
-                <w:tcPr/>
-                <w:p>
-                  <w:pPr>
-                    <w:pStyle w:val="Compact"/>
-                    <w:jc w:val="right"/>
-                    <w:jc w:val="center"/>
-                  </w:pPr>
-                  <w:r>
-                    <w:t xml:space="preserve">0.9299</w:t>
-                  </w:r>
-                </w:p>
-              </w:tc>
-              <w:tc>
-                <w:tcPr/>
-                <w:p>
-                  <w:pPr>
-                    <w:pStyle w:val="Compact"/>
-                    <w:jc w:val="right"/>
-                    <w:jc w:val="center"/>
-                  </w:pPr>
-                  <w:r>
-                    <w:t xml:space="preserve">3.417</w:t>
+                    <w:t xml:space="preserve">10,011.3</w:t>
+                  </w:r>
+                </w:p>
+              </w:tc>
+              <w:tc>
+                <w:tcPr/>
+                <w:p>
+                  <w:pPr>
+                    <w:pStyle w:val="Compact"/>
+                    <w:jc w:val="right"/>
+                    <w:jc w:val="center"/>
+                  </w:pPr>
+                  <w:r>
+                    <w:t xml:space="preserve">0.93</w:t>
+                  </w:r>
+                </w:p>
+              </w:tc>
+              <w:tc>
+                <w:tcPr/>
+                <w:p>
+                  <w:pPr>
+                    <w:pStyle w:val="Compact"/>
+                    <w:jc w:val="right"/>
+                    <w:jc w:val="center"/>
+                  </w:pPr>
+                  <w:r>
+                    <w:t xml:space="preserve">3.42</w:t>
                   </w:r>
                 </w:p>
               </w:tc>
@@ -18127,7 +18127,7 @@
                     <w:jc w:val="center"/>
                   </w:pPr>
                   <w:r>
-                    <w:t xml:space="preserve">9269</w:t>
+                    <w:t xml:space="preserve">9,269.0</w:t>
                   </w:r>
                 </w:p>
               </w:tc>
@@ -18153,7 +18153,7 @@
                     <w:jc w:val="center"/>
                   </w:pPr>
                   <w:r>
-                    <w:t xml:space="preserve">3.064</w:t>
+                    <w:t xml:space="preserve">3.06</w:t>
                   </w:r>
                 </w:p>
               </w:tc>
@@ -18246,33 +18246,33 @@
                     <w:jc w:val="center"/>
                   </w:pPr>
                   <w:r>
-                    <w:t xml:space="preserve">1.065e+04</w:t>
-                  </w:r>
-                </w:p>
-              </w:tc>
-              <w:tc>
-                <w:tcPr/>
-                <w:p>
-                  <w:pPr>
-                    <w:pStyle w:val="Compact"/>
-                    <w:jc w:val="right"/>
-                    <w:jc w:val="center"/>
-                  </w:pPr>
-                  <w:r>
-                    <w:t xml:space="preserve">0.9275</w:t>
-                  </w:r>
-                </w:p>
-              </w:tc>
-              <w:tc>
-                <w:tcPr/>
-                <w:p>
-                  <w:pPr>
-                    <w:pStyle w:val="Compact"/>
-                    <w:jc w:val="right"/>
-                    <w:jc w:val="center"/>
-                  </w:pPr>
-                  <w:r>
-                    <w:t xml:space="preserve">2.527</w:t>
+                    <w:t xml:space="preserve">10,650.9</w:t>
+                  </w:r>
+                </w:p>
+              </w:tc>
+              <w:tc>
+                <w:tcPr/>
+                <w:p>
+                  <w:pPr>
+                    <w:pStyle w:val="Compact"/>
+                    <w:jc w:val="right"/>
+                    <w:jc w:val="center"/>
+                  </w:pPr>
+                  <w:r>
+                    <w:t xml:space="preserve">0.928</w:t>
+                  </w:r>
+                </w:p>
+              </w:tc>
+              <w:tc>
+                <w:tcPr/>
+                <w:p>
+                  <w:pPr>
+                    <w:pStyle w:val="Compact"/>
+                    <w:jc w:val="right"/>
+                    <w:jc w:val="center"/>
+                  </w:pPr>
+                  <w:r>
+                    <w:t xml:space="preserve">2.53</w:t>
                   </w:r>
                 </w:p>
               </w:tc>
@@ -18365,33 +18365,33 @@
                     <w:jc w:val="center"/>
                   </w:pPr>
                   <w:r>
-                    <w:t xml:space="preserve">7715</w:t>
-                  </w:r>
-                </w:p>
-              </w:tc>
-              <w:tc>
-                <w:tcPr/>
-                <w:p>
-                  <w:pPr>
-                    <w:pStyle w:val="Compact"/>
-                    <w:jc w:val="right"/>
-                    <w:jc w:val="center"/>
-                  </w:pPr>
-                  <w:r>
-                    <w:t xml:space="preserve">0.9875</w:t>
-                  </w:r>
-                </w:p>
-              </w:tc>
-              <w:tc>
-                <w:tcPr/>
-                <w:p>
-                  <w:pPr>
-                    <w:pStyle w:val="Compact"/>
-                    <w:jc w:val="right"/>
-                    <w:jc w:val="center"/>
-                  </w:pPr>
-                  <w:r>
-                    <w:t xml:space="preserve">2.481</w:t>
+                    <w:t xml:space="preserve">7,715.2</w:t>
+                  </w:r>
+                </w:p>
+              </w:tc>
+              <w:tc>
+                <w:tcPr/>
+                <w:p>
+                  <w:pPr>
+                    <w:pStyle w:val="Compact"/>
+                    <w:jc w:val="right"/>
+                    <w:jc w:val="center"/>
+                  </w:pPr>
+                  <w:r>
+                    <w:t xml:space="preserve">0.988</w:t>
+                  </w:r>
+                </w:p>
+              </w:tc>
+              <w:tc>
+                <w:tcPr/>
+                <w:p>
+                  <w:pPr>
+                    <w:pStyle w:val="Compact"/>
+                    <w:jc w:val="right"/>
+                    <w:jc w:val="center"/>
+                  </w:pPr>
+                  <w:r>
+                    <w:t xml:space="preserve">2.48</w:t>
                   </w:r>
                 </w:p>
               </w:tc>
@@ -18484,33 +18484,33 @@
                     <w:jc w:val="center"/>
                   </w:pPr>
                   <w:r>
-                    <w:t xml:space="preserve">2993</w:t>
-                  </w:r>
-                </w:p>
-              </w:tc>
-              <w:tc>
-                <w:tcPr/>
-                <w:p>
-                  <w:pPr>
-                    <w:pStyle w:val="Compact"/>
-                    <w:jc w:val="right"/>
-                    <w:jc w:val="center"/>
-                  </w:pPr>
-                  <w:r>
-                    <w:t xml:space="preserve">0.9228</w:t>
-                  </w:r>
-                </w:p>
-              </w:tc>
-              <w:tc>
-                <w:tcPr/>
-                <w:p>
-                  <w:pPr>
-                    <w:pStyle w:val="Compact"/>
-                    <w:jc w:val="right"/>
-                    <w:jc w:val="center"/>
-                  </w:pPr>
-                  <w:r>
-                    <w:t xml:space="preserve">3.272</w:t>
+                    <w:t xml:space="preserve">2,992.5</w:t>
+                  </w:r>
+                </w:p>
+              </w:tc>
+              <w:tc>
+                <w:tcPr/>
+                <w:p>
+                  <w:pPr>
+                    <w:pStyle w:val="Compact"/>
+                    <w:jc w:val="right"/>
+                    <w:jc w:val="center"/>
+                  </w:pPr>
+                  <w:r>
+                    <w:t xml:space="preserve">0.923</w:t>
+                  </w:r>
+                </w:p>
+              </w:tc>
+              <w:tc>
+                <w:tcPr/>
+                <w:p>
+                  <w:pPr>
+                    <w:pStyle w:val="Compact"/>
+                    <w:jc w:val="right"/>
+                    <w:jc w:val="center"/>
+                  </w:pPr>
+                  <w:r>
+                    <w:t xml:space="preserve">3.27</w:t>
                   </w:r>
                 </w:p>
               </w:tc>
@@ -18603,33 +18603,33 @@
                     <w:jc w:val="center"/>
                   </w:pPr>
                   <w:r>
-                    <w:t xml:space="preserve">2149</w:t>
-                  </w:r>
-                </w:p>
-              </w:tc>
-              <w:tc>
-                <w:tcPr/>
-                <w:p>
-                  <w:pPr>
-                    <w:pStyle w:val="Compact"/>
-                    <w:jc w:val="right"/>
-                    <w:jc w:val="center"/>
-                  </w:pPr>
-                  <w:r>
-                    <w:t xml:space="preserve">0.9768</w:t>
-                  </w:r>
-                </w:p>
-              </w:tc>
-              <w:tc>
-                <w:tcPr/>
-                <w:p>
-                  <w:pPr>
-                    <w:pStyle w:val="Compact"/>
-                    <w:jc w:val="right"/>
-                    <w:jc w:val="center"/>
-                  </w:pPr>
-                  <w:r>
-                    <w:t xml:space="preserve">1.891</w:t>
+                    <w:t xml:space="preserve">2,149.1</w:t>
+                  </w:r>
+                </w:p>
+              </w:tc>
+              <w:tc>
+                <w:tcPr/>
+                <w:p>
+                  <w:pPr>
+                    <w:pStyle w:val="Compact"/>
+                    <w:jc w:val="right"/>
+                    <w:jc w:val="center"/>
+                  </w:pPr>
+                  <w:r>
+                    <w:t xml:space="preserve">0.977</w:t>
+                  </w:r>
+                </w:p>
+              </w:tc>
+              <w:tc>
+                <w:tcPr/>
+                <w:p>
+                  <w:pPr>
+                    <w:pStyle w:val="Compact"/>
+                    <w:jc w:val="right"/>
+                    <w:jc w:val="center"/>
+                  </w:pPr>
+                  <w:r>
+                    <w:t xml:space="preserve">1.89</w:t>
                   </w:r>
                 </w:p>
               </w:tc>
@@ -18722,33 +18722,33 @@
                     <w:jc w:val="center"/>
                   </w:pPr>
                   <w:r>
-                    <w:t xml:space="preserve">2643</w:t>
-                  </w:r>
-                </w:p>
-              </w:tc>
-              <w:tc>
-                <w:tcPr/>
-                <w:p>
-                  <w:pPr>
-                    <w:pStyle w:val="Compact"/>
-                    <w:jc w:val="right"/>
-                    <w:jc w:val="center"/>
-                  </w:pPr>
-                  <w:r>
-                    <w:t xml:space="preserve">0.9077</w:t>
-                  </w:r>
-                </w:p>
-              </w:tc>
-              <w:tc>
-                <w:tcPr/>
-                <w:p>
-                  <w:pPr>
-                    <w:pStyle w:val="Compact"/>
-                    <w:jc w:val="right"/>
-                    <w:jc w:val="center"/>
-                  </w:pPr>
-                  <w:r>
-                    <w:t xml:space="preserve">4.611</w:t>
+                    <w:t xml:space="preserve">2,643.4</w:t>
+                  </w:r>
+                </w:p>
+              </w:tc>
+              <w:tc>
+                <w:tcPr/>
+                <w:p>
+                  <w:pPr>
+                    <w:pStyle w:val="Compact"/>
+                    <w:jc w:val="right"/>
+                    <w:jc w:val="center"/>
+                  </w:pPr>
+                  <w:r>
+                    <w:t xml:space="preserve">0.908</w:t>
+                  </w:r>
+                </w:p>
+              </w:tc>
+              <w:tc>
+                <w:tcPr/>
+                <w:p>
+                  <w:pPr>
+                    <w:pStyle w:val="Compact"/>
+                    <w:jc w:val="right"/>
+                    <w:jc w:val="center"/>
+                  </w:pPr>
+                  <w:r>
+                    <w:t xml:space="preserve">4.61</w:t>
                   </w:r>
                 </w:p>
               </w:tc>
@@ -18841,7 +18841,7 @@
                     <w:jc w:val="center"/>
                   </w:pPr>
                   <w:r>
-                    <w:t xml:space="preserve">2663</w:t>
+                    <w:t xml:space="preserve">2,663.4</w:t>
                   </w:r>
                 </w:p>
               </w:tc>
@@ -18867,7 +18867,7 @@
                     <w:jc w:val="center"/>
                   </w:pPr>
                   <w:r>
-                    <w:t xml:space="preserve">3.133</w:t>
+                    <w:t xml:space="preserve">3.13</w:t>
                   </w:r>
                 </w:p>
               </w:tc>
@@ -18960,33 +18960,33 @@
                     <w:jc w:val="center"/>
                   </w:pPr>
                   <w:r>
-                    <w:t xml:space="preserve">2.511e+04</w:t>
-                  </w:r>
-                </w:p>
-              </w:tc>
-              <w:tc>
-                <w:tcPr/>
-                <w:p>
-                  <w:pPr>
-                    <w:pStyle w:val="Compact"/>
-                    <w:jc w:val="right"/>
-                    <w:jc w:val="center"/>
-                  </w:pPr>
-                  <w:r>
-                    <w:t xml:space="preserve">0.8899</w:t>
-                  </w:r>
-                </w:p>
-              </w:tc>
-              <w:tc>
-                <w:tcPr/>
-                <w:p>
-                  <w:pPr>
-                    <w:pStyle w:val="Compact"/>
-                    <w:jc w:val="right"/>
-                    <w:jc w:val="center"/>
-                  </w:pPr>
-                  <w:r>
-                    <w:t xml:space="preserve">3.381</w:t>
+                    <w:t xml:space="preserve">25,114.3</w:t>
+                  </w:r>
+                </w:p>
+              </w:tc>
+              <w:tc>
+                <w:tcPr/>
+                <w:p>
+                  <w:pPr>
+                    <w:pStyle w:val="Compact"/>
+                    <w:jc w:val="right"/>
+                    <w:jc w:val="center"/>
+                  </w:pPr>
+                  <w:r>
+                    <w:t xml:space="preserve">0.89</w:t>
+                  </w:r>
+                </w:p>
+              </w:tc>
+              <w:tc>
+                <w:tcPr/>
+                <w:p>
+                  <w:pPr>
+                    <w:pStyle w:val="Compact"/>
+                    <w:jc w:val="right"/>
+                    <w:jc w:val="center"/>
+                  </w:pPr>
+                  <w:r>
+                    <w:t xml:space="preserve">3.38</w:t>
                   </w:r>
                 </w:p>
               </w:tc>
@@ -19079,7 +19079,7 @@
                     <w:jc w:val="center"/>
                   </w:pPr>
                   <w:r>
-                    <w:t xml:space="preserve">2.039e+04</w:t>
+                    <w:t xml:space="preserve">20,388.5</w:t>
                   </w:r>
                 </w:p>
               </w:tc>
@@ -19105,7 +19105,7 @@
                     <w:jc w:val="center"/>
                   </w:pPr>
                   <w:r>
-                    <w:t xml:space="preserve">2.486</w:t>
+                    <w:t xml:space="preserve">2.49</w:t>
                   </w:r>
                 </w:p>
               </w:tc>
@@ -19198,33 +19198,33 @@
                     <w:jc w:val="center"/>
                   </w:pPr>
                   <w:r>
-                    <w:t xml:space="preserve">2.276e+04</w:t>
-                  </w:r>
-                </w:p>
-              </w:tc>
-              <w:tc>
-                <w:tcPr/>
-                <w:p>
-                  <w:pPr>
-                    <w:pStyle w:val="Compact"/>
-                    <w:jc w:val="right"/>
-                    <w:jc w:val="center"/>
-                  </w:pPr>
-                  <w:r>
-                    <w:t xml:space="preserve">0.8611</w:t>
-                  </w:r>
-                </w:p>
-              </w:tc>
-              <w:tc>
-                <w:tcPr/>
-                <w:p>
-                  <w:pPr>
-                    <w:pStyle w:val="Compact"/>
-                    <w:jc w:val="right"/>
-                    <w:jc w:val="center"/>
-                  </w:pPr>
-                  <w:r>
-                    <w:t xml:space="preserve">2.125</w:t>
+                    <w:t xml:space="preserve">22,755.7</w:t>
+                  </w:r>
+                </w:p>
+              </w:tc>
+              <w:tc>
+                <w:tcPr/>
+                <w:p>
+                  <w:pPr>
+                    <w:pStyle w:val="Compact"/>
+                    <w:jc w:val="right"/>
+                    <w:jc w:val="center"/>
+                  </w:pPr>
+                  <w:r>
+                    <w:t xml:space="preserve">0.861</w:t>
+                  </w:r>
+                </w:p>
+              </w:tc>
+              <w:tc>
+                <w:tcPr/>
+                <w:p>
+                  <w:pPr>
+                    <w:pStyle w:val="Compact"/>
+                    <w:jc w:val="right"/>
+                    <w:jc w:val="center"/>
+                  </w:pPr>
+                  <w:r>
+                    <w:t xml:space="preserve">2.12</w:t>
                   </w:r>
                 </w:p>
               </w:tc>
@@ -19317,33 +19317,33 @@
                     <w:jc w:val="center"/>
                   </w:pPr>
                   <w:r>
-                    <w:t xml:space="preserve">1.669e+04</w:t>
-                  </w:r>
-                </w:p>
-              </w:tc>
-              <w:tc>
-                <w:tcPr/>
-                <w:p>
-                  <w:pPr>
-                    <w:pStyle w:val="Compact"/>
-                    <w:jc w:val="right"/>
-                    <w:jc w:val="center"/>
-                  </w:pPr>
-                  <w:r>
-                    <w:t xml:space="preserve">0.9244</w:t>
-                  </w:r>
-                </w:p>
-              </w:tc>
-              <w:tc>
-                <w:tcPr/>
-                <w:p>
-                  <w:pPr>
-                    <w:pStyle w:val="Compact"/>
-                    <w:jc w:val="right"/>
-                    <w:jc w:val="center"/>
-                  </w:pPr>
-                  <w:r>
-                    <w:t xml:space="preserve">3.027</w:t>
+                    <w:t xml:space="preserve">16,694.1</w:t>
+                  </w:r>
+                </w:p>
+              </w:tc>
+              <w:tc>
+                <w:tcPr/>
+                <w:p>
+                  <w:pPr>
+                    <w:pStyle w:val="Compact"/>
+                    <w:jc w:val="right"/>
+                    <w:jc w:val="center"/>
+                  </w:pPr>
+                  <w:r>
+                    <w:t xml:space="preserve">0.924</w:t>
+                  </w:r>
+                </w:p>
+              </w:tc>
+              <w:tc>
+                <w:tcPr/>
+                <w:p>
+                  <w:pPr>
+                    <w:pStyle w:val="Compact"/>
+                    <w:jc w:val="right"/>
+                    <w:jc w:val="center"/>
+                  </w:pPr>
+                  <w:r>
+                    <w:t xml:space="preserve">3.03</w:t>
                   </w:r>
                 </w:p>
               </w:tc>
@@ -19436,33 +19436,33 @@
                     <w:jc w:val="center"/>
                   </w:pPr>
                   <w:r>
-                    <w:t xml:space="preserve">7882</w:t>
-                  </w:r>
-                </w:p>
-              </w:tc>
-              <w:tc>
-                <w:tcPr/>
-                <w:p>
-                  <w:pPr>
-                    <w:pStyle w:val="Compact"/>
-                    <w:jc w:val="right"/>
-                    <w:jc w:val="center"/>
-                  </w:pPr>
-                  <w:r>
-                    <w:t xml:space="preserve">0.8947</w:t>
-                  </w:r>
-                </w:p>
-              </w:tc>
-              <w:tc>
-                <w:tcPr/>
-                <w:p>
-                  <w:pPr>
-                    <w:pStyle w:val="Compact"/>
-                    <w:jc w:val="right"/>
-                    <w:jc w:val="center"/>
-                  </w:pPr>
-                  <w:r>
-                    <w:t xml:space="preserve">3.627</w:t>
+                    <w:t xml:space="preserve">7,882.2</w:t>
+                  </w:r>
+                </w:p>
+              </w:tc>
+              <w:tc>
+                <w:tcPr/>
+                <w:p>
+                  <w:pPr>
+                    <w:pStyle w:val="Compact"/>
+                    <w:jc w:val="right"/>
+                    <w:jc w:val="center"/>
+                  </w:pPr>
+                  <w:r>
+                    <w:t xml:space="preserve">0.895</w:t>
+                  </w:r>
+                </w:p>
+              </w:tc>
+              <w:tc>
+                <w:tcPr/>
+                <w:p>
+                  <w:pPr>
+                    <w:pStyle w:val="Compact"/>
+                    <w:jc w:val="right"/>
+                    <w:jc w:val="center"/>
+                  </w:pPr>
+                  <w:r>
+                    <w:t xml:space="preserve">3.63</w:t>
                   </w:r>
                 </w:p>
               </w:tc>
@@ -19555,33 +19555,33 @@
                     <w:jc w:val="center"/>
                   </w:pPr>
                   <w:r>
-                    <w:t xml:space="preserve">6578</w:t>
-                  </w:r>
-                </w:p>
-              </w:tc>
-              <w:tc>
-                <w:tcPr/>
-                <w:p>
-                  <w:pPr>
-                    <w:pStyle w:val="Compact"/>
-                    <w:jc w:val="right"/>
-                    <w:jc w:val="center"/>
-                  </w:pPr>
-                  <w:r>
-                    <w:t xml:space="preserve">0.9697</w:t>
-                  </w:r>
-                </w:p>
-              </w:tc>
-              <w:tc>
-                <w:tcPr/>
-                <w:p>
-                  <w:pPr>
-                    <w:pStyle w:val="Compact"/>
-                    <w:jc w:val="right"/>
-                    <w:jc w:val="center"/>
-                  </w:pPr>
-                  <w:r>
-                    <w:t xml:space="preserve">2.724</w:t>
+                    <w:t xml:space="preserve">6,577.7</w:t>
+                  </w:r>
+                </w:p>
+              </w:tc>
+              <w:tc>
+                <w:tcPr/>
+                <w:p>
+                  <w:pPr>
+                    <w:pStyle w:val="Compact"/>
+                    <w:jc w:val="right"/>
+                    <w:jc w:val="center"/>
+                  </w:pPr>
+                  <w:r>
+                    <w:t xml:space="preserve">0.97</w:t>
+                  </w:r>
+                </w:p>
+              </w:tc>
+              <w:tc>
+                <w:tcPr/>
+                <w:p>
+                  <w:pPr>
+                    <w:pStyle w:val="Compact"/>
+                    <w:jc w:val="right"/>
+                    <w:jc w:val="center"/>
+                  </w:pPr>
+                  <w:r>
+                    <w:t xml:space="preserve">2.72</w:t>
                   </w:r>
                 </w:p>
               </w:tc>
@@ -19674,33 +19674,33 @@
                     <w:jc w:val="center"/>
                   </w:pPr>
                   <w:r>
-                    <w:t xml:space="preserve">6799</w:t>
-                  </w:r>
-                </w:p>
-              </w:tc>
-              <w:tc>
-                <w:tcPr/>
-                <w:p>
-                  <w:pPr>
-                    <w:pStyle w:val="Compact"/>
-                    <w:jc w:val="right"/>
-                    <w:jc w:val="center"/>
-                  </w:pPr>
-                  <w:r>
-                    <w:t xml:space="preserve">0.8436</w:t>
-                  </w:r>
-                </w:p>
-              </w:tc>
-              <w:tc>
-                <w:tcPr/>
-                <w:p>
-                  <w:pPr>
-                    <w:pStyle w:val="Compact"/>
-                    <w:jc w:val="right"/>
-                    <w:jc w:val="center"/>
-                  </w:pPr>
-                  <w:r>
-                    <w:t xml:space="preserve">3.065</w:t>
+                    <w:t xml:space="preserve">6,798.5</w:t>
+                  </w:r>
+                </w:p>
+              </w:tc>
+              <w:tc>
+                <w:tcPr/>
+                <w:p>
+                  <w:pPr>
+                    <w:pStyle w:val="Compact"/>
+                    <w:jc w:val="right"/>
+                    <w:jc w:val="center"/>
+                  </w:pPr>
+                  <w:r>
+                    <w:t xml:space="preserve">0.844</w:t>
+                  </w:r>
+                </w:p>
+              </w:tc>
+              <w:tc>
+                <w:tcPr/>
+                <w:p>
+                  <w:pPr>
+                    <w:pStyle w:val="Compact"/>
+                    <w:jc w:val="right"/>
+                    <w:jc w:val="center"/>
+                  </w:pPr>
+                  <w:r>
+                    <w:t xml:space="preserve">3.06</w:t>
                   </w:r>
                 </w:p>
               </w:tc>
@@ -19793,33 +19793,33 @@
                     <w:jc w:val="center"/>
                   </w:pPr>
                   <w:r>
-                    <w:t xml:space="preserve">6100</w:t>
-                  </w:r>
-                </w:p>
-              </w:tc>
-              <w:tc>
-                <w:tcPr/>
-                <w:p>
-                  <w:pPr>
-                    <w:pStyle w:val="Compact"/>
-                    <w:jc w:val="right"/>
-                    <w:jc w:val="center"/>
-                  </w:pPr>
-                  <w:r>
-                    <w:t xml:space="preserve">0.9623</w:t>
-                  </w:r>
-                </w:p>
-              </w:tc>
-              <w:tc>
-                <w:tcPr/>
-                <w:p>
-                  <w:pPr>
-                    <w:pStyle w:val="Compact"/>
-                    <w:jc w:val="right"/>
-                    <w:jc w:val="center"/>
-                  </w:pPr>
-                  <w:r>
-                    <w:t xml:space="preserve">2.819</w:t>
+                    <w:t xml:space="preserve">6,100.0</w:t>
+                  </w:r>
+                </w:p>
+              </w:tc>
+              <w:tc>
+                <w:tcPr/>
+                <w:p>
+                  <w:pPr>
+                    <w:pStyle w:val="Compact"/>
+                    <w:jc w:val="right"/>
+                    <w:jc w:val="center"/>
+                  </w:pPr>
+                  <w:r>
+                    <w:t xml:space="preserve">0.962</w:t>
+                  </w:r>
+                </w:p>
+              </w:tc>
+              <w:tc>
+                <w:tcPr/>
+                <w:p>
+                  <w:pPr>
+                    <w:pStyle w:val="Compact"/>
+                    <w:jc w:val="right"/>
+                    <w:jc w:val="center"/>
+                  </w:pPr>
+                  <w:r>
+                    <w:t xml:space="preserve">2.82</w:t>
                   </w:r>
                 </w:p>
               </w:tc>
@@ -19912,33 +19912,33 @@
                     <w:jc w:val="center"/>
                   </w:pPr>
                   <w:r>
-                    <w:t xml:space="preserve">3900</w:t>
-                  </w:r>
-                </w:p>
-              </w:tc>
-              <w:tc>
-                <w:tcPr/>
-                <w:p>
-                  <w:pPr>
-                    <w:pStyle w:val="Compact"/>
-                    <w:jc w:val="right"/>
-                    <w:jc w:val="center"/>
-                  </w:pPr>
-                  <w:r>
-                    <w:t xml:space="preserve">0.9354</w:t>
-                  </w:r>
-                </w:p>
-              </w:tc>
-              <w:tc>
-                <w:tcPr/>
-                <w:p>
-                  <w:pPr>
-                    <w:pStyle w:val="Compact"/>
-                    <w:jc w:val="right"/>
-                    <w:jc w:val="center"/>
-                  </w:pPr>
-                  <w:r>
-                    <w:t xml:space="preserve">2.714</w:t>
+                    <w:t xml:space="preserve">3,900.5</w:t>
+                  </w:r>
+                </w:p>
+              </w:tc>
+              <w:tc>
+                <w:tcPr/>
+                <w:p>
+                  <w:pPr>
+                    <w:pStyle w:val="Compact"/>
+                    <w:jc w:val="right"/>
+                    <w:jc w:val="center"/>
+                  </w:pPr>
+                  <w:r>
+                    <w:t xml:space="preserve">0.935</w:t>
+                  </w:r>
+                </w:p>
+              </w:tc>
+              <w:tc>
+                <w:tcPr/>
+                <w:p>
+                  <w:pPr>
+                    <w:pStyle w:val="Compact"/>
+                    <w:jc w:val="right"/>
+                    <w:jc w:val="center"/>
+                  </w:pPr>
+                  <w:r>
+                    <w:t xml:space="preserve">2.71</w:t>
                   </w:r>
                 </w:p>
               </w:tc>
@@ -20031,20 +20031,20 @@
                     <w:jc w:val="center"/>
                   </w:pPr>
                   <w:r>
-                    <w:t xml:space="preserve">9377</w:t>
-                  </w:r>
-                </w:p>
-              </w:tc>
-              <w:tc>
-                <w:tcPr/>
-                <w:p>
-                  <w:pPr>
-                    <w:pStyle w:val="Compact"/>
-                    <w:jc w:val="right"/>
-                    <w:jc w:val="center"/>
-                  </w:pPr>
-                  <w:r>
-                    <w:t xml:space="preserve">0.9353</w:t>
+                    <w:t xml:space="preserve">9,377.3</w:t>
+                  </w:r>
+                </w:p>
+              </w:tc>
+              <w:tc>
+                <w:tcPr/>
+                <w:p>
+                  <w:pPr>
+                    <w:pStyle w:val="Compact"/>
+                    <w:jc w:val="right"/>
+                    <w:jc w:val="center"/>
+                  </w:pPr>
+                  <w:r>
+                    <w:t xml:space="preserve">0.935</w:t>
                   </w:r>
                 </w:p>
               </w:tc>
@@ -20150,33 +20150,33 @@
                     <w:jc w:val="center"/>
                   </w:pPr>
                   <w:r>
-                    <w:t xml:space="preserve">1.373e+04</w:t>
-                  </w:r>
-                </w:p>
-              </w:tc>
-              <w:tc>
-                <w:tcPr/>
-                <w:p>
-                  <w:pPr>
-                    <w:pStyle w:val="Compact"/>
-                    <w:jc w:val="right"/>
-                    <w:jc w:val="center"/>
-                  </w:pPr>
-                  <w:r>
-                    <w:t xml:space="preserve">0.9656</w:t>
-                  </w:r>
-                </w:p>
-              </w:tc>
-              <w:tc>
-                <w:tcPr/>
-                <w:p>
-                  <w:pPr>
-                    <w:pStyle w:val="Compact"/>
-                    <w:jc w:val="right"/>
-                    <w:jc w:val="center"/>
-                  </w:pPr>
-                  <w:r>
-                    <w:t xml:space="preserve">3.769</w:t>
+                    <w:t xml:space="preserve">13,731.8</w:t>
+                  </w:r>
+                </w:p>
+              </w:tc>
+              <w:tc>
+                <w:tcPr/>
+                <w:p>
+                  <w:pPr>
+                    <w:pStyle w:val="Compact"/>
+                    <w:jc w:val="right"/>
+                    <w:jc w:val="center"/>
+                  </w:pPr>
+                  <w:r>
+                    <w:t xml:space="preserve">0.966</w:t>
+                  </w:r>
+                </w:p>
+              </w:tc>
+              <w:tc>
+                <w:tcPr/>
+                <w:p>
+                  <w:pPr>
+                    <w:pStyle w:val="Compact"/>
+                    <w:jc w:val="right"/>
+                    <w:jc w:val="center"/>
+                  </w:pPr>
+                  <w:r>
+                    <w:t xml:space="preserve">3.77</w:t>
                   </w:r>
                 </w:p>
               </w:tc>
@@ -20269,33 +20269,33 @@
                     <w:jc w:val="center"/>
                   </w:pPr>
                   <w:r>
-                    <w:t xml:space="preserve">4122</w:t>
-                  </w:r>
-                </w:p>
-              </w:tc>
-              <w:tc>
-                <w:tcPr/>
-                <w:p>
-                  <w:pPr>
-                    <w:pStyle w:val="Compact"/>
-                    <w:jc w:val="right"/>
-                    <w:jc w:val="center"/>
-                  </w:pPr>
-                  <w:r>
-                    <w:t xml:space="preserve">0.9547</w:t>
-                  </w:r>
-                </w:p>
-              </w:tc>
-              <w:tc>
-                <w:tcPr/>
-                <w:p>
-                  <w:pPr>
-                    <w:pStyle w:val="Compact"/>
-                    <w:jc w:val="right"/>
-                    <w:jc w:val="center"/>
-                  </w:pPr>
-                  <w:r>
-                    <w:t xml:space="preserve">3.804</w:t>
+                    <w:t xml:space="preserve">4,121.9</w:t>
+                  </w:r>
+                </w:p>
+              </w:tc>
+              <w:tc>
+                <w:tcPr/>
+                <w:p>
+                  <w:pPr>
+                    <w:pStyle w:val="Compact"/>
+                    <w:jc w:val="right"/>
+                    <w:jc w:val="center"/>
+                  </w:pPr>
+                  <w:r>
+                    <w:t xml:space="preserve">0.955</w:t>
+                  </w:r>
+                </w:p>
+              </w:tc>
+              <w:tc>
+                <w:tcPr/>
+                <w:p>
+                  <w:pPr>
+                    <w:pStyle w:val="Compact"/>
+                    <w:jc w:val="right"/>
+                    <w:jc w:val="center"/>
+                  </w:pPr>
+                  <w:r>
+                    <w:t xml:space="preserve">3.8</w:t>
                   </w:r>
                 </w:p>
               </w:tc>
@@ -20388,33 +20388,33 @@
                     <w:jc w:val="center"/>
                   </w:pPr>
                   <w:r>
-                    <w:t xml:space="preserve">7571</w:t>
-                  </w:r>
-                </w:p>
-              </w:tc>
-              <w:tc>
-                <w:tcPr/>
-                <w:p>
-                  <w:pPr>
-                    <w:pStyle w:val="Compact"/>
-                    <w:jc w:val="right"/>
-                    <w:jc w:val="center"/>
-                  </w:pPr>
-                  <w:r>
-                    <w:t xml:space="preserve">0.9554</w:t>
-                  </w:r>
-                </w:p>
-              </w:tc>
-              <w:tc>
-                <w:tcPr/>
-                <w:p>
-                  <w:pPr>
-                    <w:pStyle w:val="Compact"/>
-                    <w:jc w:val="right"/>
-                    <w:jc w:val="center"/>
-                  </w:pPr>
-                  <w:r>
-                    <w:t xml:space="preserve">2.303</w:t>
+                    <w:t xml:space="preserve">7,571.5</w:t>
+                  </w:r>
+                </w:p>
+              </w:tc>
+              <w:tc>
+                <w:tcPr/>
+                <w:p>
+                  <w:pPr>
+                    <w:pStyle w:val="Compact"/>
+                    <w:jc w:val="right"/>
+                    <w:jc w:val="center"/>
+                  </w:pPr>
+                  <w:r>
+                    <w:t xml:space="preserve">0.955</w:t>
+                  </w:r>
+                </w:p>
+              </w:tc>
+              <w:tc>
+                <w:tcPr/>
+                <w:p>
+                  <w:pPr>
+                    <w:pStyle w:val="Compact"/>
+                    <w:jc w:val="right"/>
+                    <w:jc w:val="center"/>
+                  </w:pPr>
+                  <w:r>
+                    <w:t xml:space="preserve">2.3</w:t>
                   </w:r>
                 </w:p>
               </w:tc>
@@ -20507,33 +20507,33 @@
                     <w:jc w:val="center"/>
                   </w:pPr>
                   <w:r>
-                    <w:t xml:space="preserve">8098</w:t>
-                  </w:r>
-                </w:p>
-              </w:tc>
-              <w:tc>
-                <w:tcPr/>
-                <w:p>
-                  <w:pPr>
-                    <w:pStyle w:val="Compact"/>
-                    <w:jc w:val="right"/>
-                    <w:jc w:val="center"/>
-                  </w:pPr>
-                  <w:r>
-                    <w:t xml:space="preserve">0.9546</w:t>
-                  </w:r>
-                </w:p>
-              </w:tc>
-              <w:tc>
-                <w:tcPr/>
-                <w:p>
-                  <w:pPr>
-                    <w:pStyle w:val="Compact"/>
-                    <w:jc w:val="right"/>
-                    <w:jc w:val="center"/>
-                  </w:pPr>
-                  <w:r>
-                    <w:t xml:space="preserve">2.542</w:t>
+                    <w:t xml:space="preserve">8,097.7</w:t>
+                  </w:r>
+                </w:p>
+              </w:tc>
+              <w:tc>
+                <w:tcPr/>
+                <w:p>
+                  <w:pPr>
+                    <w:pStyle w:val="Compact"/>
+                    <w:jc w:val="right"/>
+                    <w:jc w:val="center"/>
+                  </w:pPr>
+                  <w:r>
+                    <w:t xml:space="preserve">0.955</w:t>
+                  </w:r>
+                </w:p>
+              </w:tc>
+              <w:tc>
+                <w:tcPr/>
+                <w:p>
+                  <w:pPr>
+                    <w:pStyle w:val="Compact"/>
+                    <w:jc w:val="right"/>
+                    <w:jc w:val="center"/>
+                  </w:pPr>
+                  <w:r>
+                    <w:t xml:space="preserve">2.54</w:t>
                   </w:r>
                 </w:p>
               </w:tc>
@@ -20626,33 +20626,33 @@
                     <w:jc w:val="center"/>
                   </w:pPr>
                   <w:r>
-                    <w:t xml:space="preserve">8167</w:t>
-                  </w:r>
-                </w:p>
-              </w:tc>
-              <w:tc>
-                <w:tcPr/>
-                <w:p>
-                  <w:pPr>
-                    <w:pStyle w:val="Compact"/>
-                    <w:jc w:val="right"/>
-                    <w:jc w:val="center"/>
-                  </w:pPr>
-                  <w:r>
-                    <w:t xml:space="preserve">0.9083</w:t>
-                  </w:r>
-                </w:p>
-              </w:tc>
-              <w:tc>
-                <w:tcPr/>
-                <w:p>
-                  <w:pPr>
-                    <w:pStyle w:val="Compact"/>
-                    <w:jc w:val="right"/>
-                    <w:jc w:val="center"/>
-                  </w:pPr>
-                  <w:r>
-                    <w:t xml:space="preserve">2.069</w:t>
+                    <w:t xml:space="preserve">8,167.0</w:t>
+                  </w:r>
+                </w:p>
+              </w:tc>
+              <w:tc>
+                <w:tcPr/>
+                <w:p>
+                  <w:pPr>
+                    <w:pStyle w:val="Compact"/>
+                    <w:jc w:val="right"/>
+                    <w:jc w:val="center"/>
+                  </w:pPr>
+                  <w:r>
+                    <w:t xml:space="preserve">0.908</w:t>
+                  </w:r>
+                </w:p>
+              </w:tc>
+              <w:tc>
+                <w:tcPr/>
+                <w:p>
+                  <w:pPr>
+                    <w:pStyle w:val="Compact"/>
+                    <w:jc w:val="right"/>
+                    <w:jc w:val="center"/>
+                  </w:pPr>
+                  <w:r>
+                    <w:t xml:space="preserve">2.07</w:t>
                   </w:r>
                 </w:p>
               </w:tc>
@@ -20745,33 +20745,33 @@
                     <w:jc w:val="center"/>
                   </w:pPr>
                   <w:r>
-                    <w:t xml:space="preserve">6461</w:t>
-                  </w:r>
-                </w:p>
-              </w:tc>
-              <w:tc>
-                <w:tcPr/>
-                <w:p>
-                  <w:pPr>
-                    <w:pStyle w:val="Compact"/>
-                    <w:jc w:val="right"/>
-                    <w:jc w:val="center"/>
-                  </w:pPr>
-                  <w:r>
-                    <w:t xml:space="preserve">0.9525</w:t>
-                  </w:r>
-                </w:p>
-              </w:tc>
-              <w:tc>
-                <w:tcPr/>
-                <w:p>
-                  <w:pPr>
-                    <w:pStyle w:val="Compact"/>
-                    <w:jc w:val="right"/>
-                    <w:jc w:val="center"/>
-                  </w:pPr>
-                  <w:r>
-                    <w:t xml:space="preserve">2.687</w:t>
+                    <w:t xml:space="preserve">6,460.6</w:t>
+                  </w:r>
+                </w:p>
+              </w:tc>
+              <w:tc>
+                <w:tcPr/>
+                <w:p>
+                  <w:pPr>
+                    <w:pStyle w:val="Compact"/>
+                    <w:jc w:val="right"/>
+                    <w:jc w:val="center"/>
+                  </w:pPr>
+                  <w:r>
+                    <w:t xml:space="preserve">0.953</w:t>
+                  </w:r>
+                </w:p>
+              </w:tc>
+              <w:tc>
+                <w:tcPr/>
+                <w:p>
+                  <w:pPr>
+                    <w:pStyle w:val="Compact"/>
+                    <w:jc w:val="right"/>
+                    <w:jc w:val="center"/>
+                  </w:pPr>
+                  <w:r>
+                    <w:t xml:space="preserve">2.69</w:t>
                   </w:r>
                 </w:p>
               </w:tc>
@@ -20864,33 +20864,33 @@
                     <w:jc w:val="center"/>
                   </w:pPr>
                   <w:r>
-                    <w:t xml:space="preserve">8036</w:t>
-                  </w:r>
-                </w:p>
-              </w:tc>
-              <w:tc>
-                <w:tcPr/>
-                <w:p>
-                  <w:pPr>
-                    <w:pStyle w:val="Compact"/>
-                    <w:jc w:val="right"/>
-                    <w:jc w:val="center"/>
-                  </w:pPr>
-                  <w:r>
-                    <w:t xml:space="preserve">0.9402</w:t>
-                  </w:r>
-                </w:p>
-              </w:tc>
-              <w:tc>
-                <w:tcPr/>
-                <w:p>
-                  <w:pPr>
-                    <w:pStyle w:val="Compact"/>
-                    <w:jc w:val="right"/>
-                    <w:jc w:val="center"/>
-                  </w:pPr>
-                  <w:r>
-                    <w:t xml:space="preserve">2.749</w:t>
+                    <w:t xml:space="preserve">8,036.2</w:t>
+                  </w:r>
+                </w:p>
+              </w:tc>
+              <w:tc>
+                <w:tcPr/>
+                <w:p>
+                  <w:pPr>
+                    <w:pStyle w:val="Compact"/>
+                    <w:jc w:val="right"/>
+                    <w:jc w:val="center"/>
+                  </w:pPr>
+                  <w:r>
+                    <w:t xml:space="preserve">0.94</w:t>
+                  </w:r>
+                </w:p>
+              </w:tc>
+              <w:tc>
+                <w:tcPr/>
+                <w:p>
+                  <w:pPr>
+                    <w:pStyle w:val="Compact"/>
+                    <w:jc w:val="right"/>
+                    <w:jc w:val="center"/>
+                  </w:pPr>
+                  <w:r>
+                    <w:t xml:space="preserve">2.75</w:t>
                   </w:r>
                 </w:p>
               </w:tc>
@@ -20983,7 +20983,7 @@
                     <w:jc w:val="center"/>
                   </w:pPr>
                   <w:r>
-                    <w:t xml:space="preserve">7617</w:t>
+                    <w:t xml:space="preserve">7,616.5</w:t>
                   </w:r>
                 </w:p>
               </w:tc>
@@ -21009,7 +21009,7 @@
                     <w:jc w:val="center"/>
                   </w:pPr>
                   <w:r>
-                    <w:t xml:space="preserve">1.703</w:t>
+                    <w:t xml:space="preserve">1.7</w:t>
                   </w:r>
                 </w:p>
               </w:tc>
@@ -21102,33 +21102,33 @@
                     <w:jc w:val="center"/>
                   </w:pPr>
                   <w:r>
-                    <w:t xml:space="preserve">7206</w:t>
-                  </w:r>
-                </w:p>
-              </w:tc>
-              <w:tc>
-                <w:tcPr/>
-                <w:p>
-                  <w:pPr>
-                    <w:pStyle w:val="Compact"/>
-                    <w:jc w:val="right"/>
-                    <w:jc w:val="center"/>
-                  </w:pPr>
-                  <w:r>
-                    <w:t xml:space="preserve">0.9236</w:t>
-                  </w:r>
-                </w:p>
-              </w:tc>
-              <w:tc>
-                <w:tcPr/>
-                <w:p>
-                  <w:pPr>
-                    <w:pStyle w:val="Compact"/>
-                    <w:jc w:val="right"/>
-                    <w:jc w:val="center"/>
-                  </w:pPr>
-                  <w:r>
-                    <w:t xml:space="preserve">4.064</w:t>
+                    <w:t xml:space="preserve">7,206.4</w:t>
+                  </w:r>
+                </w:p>
+              </w:tc>
+              <w:tc>
+                <w:tcPr/>
+                <w:p>
+                  <w:pPr>
+                    <w:pStyle w:val="Compact"/>
+                    <w:jc w:val="right"/>
+                    <w:jc w:val="center"/>
+                  </w:pPr>
+                  <w:r>
+                    <w:t xml:space="preserve">0.924</w:t>
+                  </w:r>
+                </w:p>
+              </w:tc>
+              <w:tc>
+                <w:tcPr/>
+                <w:p>
+                  <w:pPr>
+                    <w:pStyle w:val="Compact"/>
+                    <w:jc w:val="right"/>
+                    <w:jc w:val="center"/>
+                  </w:pPr>
+                  <w:r>
+                    <w:t xml:space="preserve">4.06</w:t>
                   </w:r>
                 </w:p>
               </w:tc>
@@ -21221,33 +21221,33 @@
                     <w:jc w:val="center"/>
                   </w:pPr>
                   <w:r>
-                    <w:t xml:space="preserve">7396</w:t>
-                  </w:r>
-                </w:p>
-              </w:tc>
-              <w:tc>
-                <w:tcPr/>
-                <w:p>
-                  <w:pPr>
-                    <w:pStyle w:val="Compact"/>
-                    <w:jc w:val="right"/>
-                    <w:jc w:val="center"/>
-                  </w:pPr>
-                  <w:r>
-                    <w:t xml:space="preserve">0.9544</w:t>
-                  </w:r>
-                </w:p>
-              </w:tc>
-              <w:tc>
-                <w:tcPr/>
-                <w:p>
-                  <w:pPr>
-                    <w:pStyle w:val="Compact"/>
-                    <w:jc w:val="right"/>
-                    <w:jc w:val="center"/>
-                  </w:pPr>
-                  <w:r>
-                    <w:t xml:space="preserve">2.914</w:t>
+                    <w:t xml:space="preserve">7,396.1</w:t>
+                  </w:r>
+                </w:p>
+              </w:tc>
+              <w:tc>
+                <w:tcPr/>
+                <w:p>
+                  <w:pPr>
+                    <w:pStyle w:val="Compact"/>
+                    <w:jc w:val="right"/>
+                    <w:jc w:val="center"/>
+                  </w:pPr>
+                  <w:r>
+                    <w:t xml:space="preserve">0.954</w:t>
+                  </w:r>
+                </w:p>
+              </w:tc>
+              <w:tc>
+                <w:tcPr/>
+                <w:p>
+                  <w:pPr>
+                    <w:pStyle w:val="Compact"/>
+                    <w:jc w:val="right"/>
+                    <w:jc w:val="center"/>
+                  </w:pPr>
+                  <w:r>
+                    <w:t xml:space="preserve">2.91</w:t>
                   </w:r>
                 </w:p>
               </w:tc>

--- a/pc_package/PCR-005_protein_a.docx
+++ b/pc_package/PCR-005_protein_a.docx
@@ -11237,37 +11237,31 @@
         <w:t xml:space="preserve"> </w:t>
       </w:r>
       <w:r>
-        <w:t xml:space="preserve">load flow rate and end of pool collect over which the quality attribute the step sets remains</w:t>
-      </w:r>
-      <w:r>
-        <w:t xml:space="preserve"> </w:t>
-      </w:r>
-      <w:r>
-        <w:t xml:space="preserve">within its acceptance criterion, and that condition is met across the whole characterized</w:t>
-      </w:r>
-      <w:r>
-        <w:t xml:space="preserve"> </w:t>
-      </w:r>
-      <w:r>
-        <w:t xml:space="preserve">region. Every setting in the region studied delivers leached Protein A within its acceptance</w:t>
-      </w:r>
-      <w:r>
-        <w:t xml:space="preserve"> </w:t>
-      </w:r>
-      <w:r>
-        <w:t xml:space="preserve">criterion, whether the other factors are held at set-point or allowed to vary within their</w:t>
-      </w:r>
-      <w:r>
-        <w:t xml:space="preserve"> </w:t>
-      </w:r>
-      <w:r>
-        <w:t xml:space="preserve">normal operating ranges. The characterized region is therefore not constrained by the</w:t>
-      </w:r>
-      <w:r>
-        <w:t xml:space="preserve"> </w:t>
-      </w:r>
-      <w:r>
-        <w:t xml:space="preserve">attribute this step sets.</w:t>
+        <w:t xml:space="preserve">load flow rate and end of pool collect over which both impurity attributes the step governs</w:t>
+      </w:r>
+      <w:r>
+        <w:t xml:space="preserve"> </w:t>
+      </w:r>
+      <w:r>
+        <w:t xml:space="preserve">remain within their in-process limits. That region is 73 % of the</w:t>
+      </w:r>
+      <w:r>
+        <w:t xml:space="preserve"> </w:t>
+      </w:r>
+      <w:r>
+        <w:t xml:space="preserve">characterized region, evaluated on an evenly spaced grid over the four factors. Leached</w:t>
+      </w:r>
+      <w:r>
+        <w:t xml:space="preserve"> </w:t>
+      </w:r>
+      <w:r>
+        <w:t xml:space="preserve">Protein A does not bound it. What bounds it is the pool host cell protein handed forward,</w:t>
+      </w:r>
+      <w:r>
+        <w:t xml:space="preserve"> </w:t>
+      </w:r>
+      <w:r>
+        <w:t xml:space="preserve">which alone rejects 27 % of the grid.</w:t>
       </w:r>
     </w:p>
     <w:p>
@@ -11275,49 +11269,87 @@
         <w:pStyle w:val="BodyText"/>
       </w:pPr>
       <w:r>
-        <w:t xml:space="preserve">What does bound the operating region is the pool host cell protein handed forward. Over the</w:t>
-      </w:r>
-      <w:r>
-        <w:t xml:space="preserve"> </w:t>
-      </w:r>
-      <w:r>
-        <w:t xml:space="preserve">normal operating ranges of the four parameters the model predicts pool host cell protein</w:t>
-      </w:r>
-      <w:r>
-        <w:t xml:space="preserve"> </w:t>
-      </w:r>
-      <w:r>
-        <w:t xml:space="preserve">between 3,695 and 13,553 ng/mg, and step</w:t>
-      </w:r>
-      <w:r>
-        <w:t xml:space="preserve"> </w:t>
-      </w:r>
-      <w:r>
-        <w:t xml:space="preserve">yield between 90.8% and 97.2%. The worst case the</w:t>
-      </w:r>
-      <w:r>
-        <w:t xml:space="preserve"> </w:t>
-      </w:r>
-      <w:r>
-        <w:t xml:space="preserve">region must satisfy is the corner at maximum protein load and minimum elution buffer pH,</w:t>
-      </w:r>
-      <w:r>
-        <w:t xml:space="preserve"> </w:t>
-      </w:r>
-      <w:r>
-        <w:t xml:space="preserve">where pool host cell protein is highest and the load presented to cation exchange is</w:t>
-      </w:r>
-      <w:r>
-        <w:t xml:space="preserve"> </w:t>
-      </w:r>
-      <w:r>
-        <w:t xml:space="preserve">correspondingly highest. That corner is inside the characterized region and was executed in</w:t>
-      </w:r>
-      <w:r>
-        <w:t xml:space="preserve"> </w:t>
-      </w:r>
-      <w:r>
-        <w:t xml:space="preserve">both designs (</w:t>
+        <w:t xml:space="preserve">The pool host cell protein level is not judged against the drug-substance specification at</w:t>
+      </w:r>
+      <w:r>
+        <w:t xml:space="preserve"> </w:t>
+      </w:r>
+      <w:r>
+        <w:t xml:space="preserve">the outlet of this step, and no such claim is made here. Cation exchange (PCR-007) and anion</w:t>
+      </w:r>
+      <w:r>
+        <w:t xml:space="preserve"> </w:t>
+      </w:r>
+      <w:r>
+        <w:t xml:space="preserve">exchange (PCR-008) reduce host cell protein to consistent levels well below the</w:t>
+      </w:r>
+      <w:r>
+        <w:t xml:space="preserve"> </w:t>
+      </w:r>
+      <w:r>
+        <w:t xml:space="preserve">drug-substance limit, so the criterion that applies to the capture pool is an in-process</w:t>
+      </w:r>
+      <w:r>
+        <w:t xml:space="preserve"> </w:t>
+      </w:r>
+      <w:r>
+        <w:t xml:space="preserve">limit of 10,724 ng/mg. It is the drug-substance limit carried back</w:t>
+      </w:r>
+      <w:r>
+        <w:t xml:space="preserve"> </w:t>
+      </w:r>
+      <w:r>
+        <w:t xml:space="preserve">through the clearance those two steps deliver, divided by an assurance margin, and the</w:t>
+      </w:r>
+      <w:r>
+        <w:t xml:space="preserve"> </w:t>
+      </w:r>
+      <w:r>
+        <w:t xml:space="preserve">cumulative position is consolidated in PCMR-001.</w:t>
+      </w:r>
+    </w:p>
+    <w:p>
+      <w:pPr>
+        <w:pStyle w:val="BodyText"/>
+      </w:pPr>
+      <w:r>
+        <w:t xml:space="preserve">Over the normal operating ranges of the four parameters the model predicts pool host cell</w:t>
+      </w:r>
+      <w:r>
+        <w:t xml:space="preserve"> </w:t>
+      </w:r>
+      <w:r>
+        <w:t xml:space="preserve">protein between 3,695 and 13,553 ng/mg,</w:t>
+      </w:r>
+      <w:r>
+        <w:t xml:space="preserve"> </w:t>
+      </w:r>
+      <w:r>
+        <w:t xml:space="preserve">and step yield between 90.8% and 97.2%. The worst</w:t>
+      </w:r>
+      <w:r>
+        <w:t xml:space="preserve"> </w:t>
+      </w:r>
+      <w:r>
+        <w:t xml:space="preserve">case the region must satisfy is the corner at maximum protein load and minimum elution</w:t>
+      </w:r>
+      <w:r>
+        <w:t xml:space="preserve"> </w:t>
+      </w:r>
+      <w:r>
+        <w:t xml:space="preserve">buffer pH, where pool host cell protein is highest and the load presented to cation exchange</w:t>
+      </w:r>
+      <w:r>
+        <w:t xml:space="preserve"> </w:t>
+      </w:r>
+      <w:r>
+        <w:t xml:space="preserve">is correspondingly highest. That corner is inside the characterized region and was executed</w:t>
+      </w:r>
+      <w:r>
+        <w:t xml:space="preserve"> </w:t>
+      </w:r>
+      <w:r>
+        <w:t xml:space="preserve">in both designs (</w:t>
       </w:r>
       <w:hyperlink w:anchor="tbl-appA">
         <w:r>
@@ -11345,85 +11377,13 @@
         </w:r>
       </w:hyperlink>
       <w:r>
-        <w:t xml:space="preserve">).</w:t>
-      </w:r>
-    </w:p>
-    <w:p>
-      <w:pPr>
-        <w:pStyle w:val="BodyText"/>
-      </w:pPr>
-      <w:r>
-        <w:t xml:space="preserve">The pool host cell protein level is not judged against the drug-substance specification at</w:t>
-      </w:r>
-      <w:r>
-        <w:t xml:space="preserve"> </w:t>
-      </w:r>
-      <w:r>
-        <w:t xml:space="preserve">the outlet of this step, and no such claim is made here. Since cation exchange (PCR-007) and</w:t>
-      </w:r>
-      <w:r>
-        <w:t xml:space="preserve"> </w:t>
-      </w:r>
-      <w:r>
-        <w:t xml:space="preserve">anion exchange (PCR-008) reduce host cell protein to consistent levels well below the</w:t>
-      </w:r>
-      <w:r>
-        <w:t xml:space="preserve"> </w:t>
-      </w:r>
-      <w:r>
-        <w:t xml:space="preserve">drug-substance limit, the acceptable pool host cell protein from capture is linked to the</w:t>
-      </w:r>
-      <w:r>
-        <w:t xml:space="preserve"> </w:t>
-      </w:r>
-      <w:r>
-        <w:t xml:space="preserve">operating conditions of those two steps, and the cumulative position is consolidated in</w:t>
-      </w:r>
-      <w:r>
-        <w:t xml:space="preserve"> </w:t>
-      </w:r>
-      <w:r>
-        <w:t xml:space="preserve">PCMR-001. The role of this report is to quantify what the capture step delivers across its</w:t>
-      </w:r>
-      <w:r>
-        <w:t xml:space="preserve"> </w:t>
-      </w:r>
-      <w:r>
-        <w:t xml:space="preserve">region, which</w:t>
-      </w:r>
-      <w:r>
-        <w:t xml:space="preserve"> </w:t>
-      </w:r>
-      <w:hyperlink w:anchor="fig-contours">
-        <w:r>
-          <w:rPr>
-            <w:rStyle w:val="Hyperlink"/>
-          </w:rPr>
-          <w:t xml:space="preserve">Figure 3</w:t>
-        </w:r>
-      </w:hyperlink>
-      <w:r>
-        <w:t xml:space="preserve"> </w:t>
-      </w:r>
-      <w:r>
-        <w:t xml:space="preserve">and</w:t>
-      </w:r>
-      <w:r>
-        <w:t xml:space="preserve"> </w:t>
-      </w:r>
-      <w:hyperlink w:anchor="tbl-coef-hcp">
-        <w:r>
-          <w:rPr>
-            <w:rStyle w:val="Hyperlink"/>
-          </w:rPr>
-          <w:t xml:space="preserve">Table 14</w:t>
-        </w:r>
-      </w:hyperlink>
-      <w:r>
-        <w:t xml:space="preserve"> </w:t>
-      </w:r>
-      <w:r>
-        <w:t xml:space="preserve">do.</w:t>
+        <w:t xml:space="preserve">), and it sits outside the design space because the</w:t>
+      </w:r>
+      <w:r>
+        <w:t xml:space="preserve"> </w:t>
+      </w:r>
+      <w:r>
+        <w:t xml:space="preserve">predicted pool concentration there is above the in-process limit.</w:t>
       </w:r>
     </w:p>
     <w:p>
@@ -11566,25 +11526,67 @@
         <w:pStyle w:val="FirstParagraph"/>
       </w:pPr>
       <w:r>
-        <w:t xml:space="preserve">The acceptance criteria applied in this section are the study drug-substance specifications</w:t>
-      </w:r>
-      <w:r>
-        <w:t xml:space="preserve"> </w:t>
-      </w:r>
-      <w:r>
-        <w:t xml:space="preserve">for the two impurity attributes the step governs. For pool host cell protein the criterion is</w:t>
-      </w:r>
-      <w:r>
-        <w:t xml:space="preserve"> </w:t>
-      </w:r>
-      <w:r>
-        <w:t xml:space="preserve">the drug-substance limit of 100 ng/mg, and for leached Protein A it</w:t>
-      </w:r>
-      <w:r>
-        <w:t xml:space="preserve"> </w:t>
-      </w:r>
-      <w:r>
-        <w:t xml:space="preserve">is 5 ppm. Step yield is a process performance attribute with no</w:t>
+        <w:t xml:space="preserve">The acceptance criteria applied in this section are the criteria that apply to this pool, and</w:t>
+      </w:r>
+      <w:r>
+        <w:t xml:space="preserve"> </w:t>
+      </w:r>
+      <w:r>
+        <w:t xml:space="preserve">for the two impurity attributes the step governs they come from different places. For pool</w:t>
+      </w:r>
+      <w:r>
+        <w:t xml:space="preserve"> </w:t>
+      </w:r>
+      <w:r>
+        <w:t xml:space="preserve">host cell protein the criterion is the in-process limit of</w:t>
+      </w:r>
+      <w:r>
+        <w:t xml:space="preserve"> </w:t>
+      </w:r>
+      <w:r>
+        <w:t xml:space="preserve">10,724 ng/mg, which is the drug-substance limit of</w:t>
+      </w:r>
+      <w:r>
+        <w:t xml:space="preserve"> </w:t>
+      </w:r>
+      <w:r>
+        <w:t xml:space="preserve">100 ng/mg carried back through the clearance that cation exchange</w:t>
+      </w:r>
+      <w:r>
+        <w:t xml:space="preserve"> </w:t>
+      </w:r>
+      <w:r>
+        <w:t xml:space="preserve">and anion exchange deliver and then divided by an assurance margin. For leached Protein A the</w:t>
+      </w:r>
+      <w:r>
+        <w:t xml:space="preserve"> </w:t>
+      </w:r>
+      <w:r>
+        <w:t xml:space="preserve">criterion is the drug-substance limit of 5 ppm itself. That is not</w:t>
+      </w:r>
+      <w:r>
+        <w:t xml:space="preserve"> </w:t>
+      </w:r>
+      <w:r>
+        <w:t xml:space="preserve">an oversight. The backward calculation is not informative for leached Protein A, because the</w:t>
+      </w:r>
+      <w:r>
+        <w:t xml:space="preserve"> </w:t>
+      </w:r>
+      <w:r>
+        <w:t xml:space="preserve">two polishing steps clear it by three orders of magnitude, so the drug-substance limit is</w:t>
+      </w:r>
+      <w:r>
+        <w:t xml:space="preserve"> </w:t>
+      </w:r>
+      <w:r>
+        <w:t xml:space="preserve">already the tighter of the two at this pool and it is the one applied. Step yield is a</w:t>
+      </w:r>
+      <w:r>
+        <w:t xml:space="preserve"> </w:t>
+      </w:r>
+      <w:r>
+        <w:t xml:space="preserve">process performance attribute with no</w:t>
       </w:r>
       <w:r>
         <w:t xml:space="preserve"> </w:t>
@@ -11669,12 +11671,13 @@
               <w:tblLook w:firstRow="1" w:lastRow="0" w:firstColumn="0" w:lastColumn="0" w:noHBand="0" w:noVBand="0" w:val="0020"/>
             </w:tblPr>
             <w:tblGrid>
-              <w:gridCol w:w="1571"/>
-              <w:gridCol w:w="1320"/>
-              <w:gridCol w:w="942"/>
-              <w:gridCol w:w="691"/>
-              <w:gridCol w:w="1697"/>
-              <w:gridCol w:w="1697"/>
+              <w:gridCol w:w="1692"/>
+              <w:gridCol w:w="1421"/>
+              <w:gridCol w:w="1015"/>
+              <w:gridCol w:w="744"/>
+              <w:gridCol w:w="880"/>
+              <w:gridCol w:w="1286"/>
+              <w:gridCol w:w="880"/>
             </w:tblGrid>
             <w:tr>
               <w:trPr>
@@ -11741,6 +11744,19 @@
                     <w:jc w:val="center"/>
                   </w:pPr>
                   <w:r>
+                    <w:t xml:space="preserve">Criterion</w:t>
+                  </w:r>
+                </w:p>
+              </w:tc>
+              <w:tc>
+                <w:tcPr/>
+                <w:p>
+                  <w:pPr>
+                    <w:pStyle w:val="Compact"/>
+                    <w:jc w:val="left"/>
+                    <w:jc w:val="center"/>
+                  </w:pPr>
+                  <w:r>
                     <w:t xml:space="preserve">PAR (set-point)</w:t>
                   </w:r>
                 </w:p>
@@ -11821,20 +11837,33 @@
                     <w:jc w:val="center"/>
                   </w:pPr>
                   <w:r>
-                    <w:t xml:space="preserve">none (set-point breaches)</w:t>
-                  </w:r>
-                </w:p>
-              </w:tc>
-              <w:tc>
-                <w:tcPr/>
-                <w:p>
-                  <w:pPr>
-                    <w:pStyle w:val="Compact"/>
-                    <w:jc w:val="left"/>
-                    <w:jc w:val="center"/>
-                  </w:pPr>
-                  <w:r>
-                    <w:t xml:space="preserve">none (set-point breaches)</w:t>
+                    <w:t xml:space="preserve">≤ 1.07e+04</w:t>
+                  </w:r>
+                </w:p>
+              </w:tc>
+              <w:tc>
+                <w:tcPr/>
+                <w:p>
+                  <w:pPr>
+                    <w:pStyle w:val="Compact"/>
+                    <w:jc w:val="left"/>
+                    <w:jc w:val="center"/>
+                  </w:pPr>
+                  <w:r>
+                    <w:t xml:space="preserve">10–49.8</w:t>
+                  </w:r>
+                </w:p>
+              </w:tc>
+              <w:tc>
+                <w:tcPr/>
+                <w:p>
+                  <w:pPr>
+                    <w:pStyle w:val="Compact"/>
+                    <w:jc w:val="left"/>
+                    <w:jc w:val="center"/>
+                  </w:pPr>
+                  <w:r>
+                    <w:t xml:space="preserve">10–34.5</w:t>
                   </w:r>
                 </w:p>
               </w:tc>
@@ -11901,20 +11930,33 @@
                     <w:jc w:val="center"/>
                   </w:pPr>
                   <w:r>
-                    <w:t xml:space="preserve">none (set-point breaches)</w:t>
-                  </w:r>
-                </w:p>
-              </w:tc>
-              <w:tc>
-                <w:tcPr/>
-                <w:p>
-                  <w:pPr>
-                    <w:pStyle w:val="Compact"/>
-                    <w:jc w:val="left"/>
-                    <w:jc w:val="center"/>
-                  </w:pPr>
-                  <w:r>
-                    <w:t xml:space="preserve">none (set-point breaches)</w:t>
+                    <w:t xml:space="preserve">≤ 1.07e+04</w:t>
+                  </w:r>
+                </w:p>
+              </w:tc>
+              <w:tc>
+                <w:tcPr/>
+                <w:p>
+                  <w:pPr>
+                    <w:pStyle w:val="Compact"/>
+                    <w:jc w:val="left"/>
+                    <w:jc w:val="center"/>
+                  </w:pPr>
+                  <w:r>
+                    <w:t xml:space="preserve">3.36–3.9</w:t>
+                  </w:r>
+                </w:p>
+              </w:tc>
+              <w:tc>
+                <w:tcPr/>
+                <w:p>
+                  <w:pPr>
+                    <w:pStyle w:val="Compact"/>
+                    <w:jc w:val="left"/>
+                    <w:jc w:val="center"/>
+                  </w:pPr>
+                  <w:r>
+                    <w:t xml:space="preserve">3.48–3.9</w:t>
                   </w:r>
                 </w:p>
               </w:tc>
@@ -11981,20 +12023,33 @@
                     <w:jc w:val="center"/>
                   </w:pPr>
                   <w:r>
-                    <w:t xml:space="preserve">none (set-point breaches)</w:t>
-                  </w:r>
-                </w:p>
-              </w:tc>
-              <w:tc>
-                <w:tcPr/>
-                <w:p>
-                  <w:pPr>
-                    <w:pStyle w:val="Compact"/>
-                    <w:jc w:val="left"/>
-                    <w:jc w:val="center"/>
-                  </w:pPr>
-                  <w:r>
-                    <w:t xml:space="preserve">none (set-point breaches)</w:t>
+                    <w:t xml:space="preserve">≤ 1.07e+04</w:t>
+                  </w:r>
+                </w:p>
+              </w:tc>
+              <w:tc>
+                <w:tcPr/>
+                <w:p>
+                  <w:pPr>
+                    <w:pStyle w:val="Compact"/>
+                    <w:jc w:val="left"/>
+                    <w:jc w:val="center"/>
+                  </w:pPr>
+                  <w:r>
+                    <w:t xml:space="preserve">100–300</w:t>
+                  </w:r>
+                </w:p>
+              </w:tc>
+              <w:tc>
+                <w:tcPr/>
+                <w:p>
+                  <w:pPr>
+                    <w:pStyle w:val="Compact"/>
+                    <w:jc w:val="left"/>
+                    <w:jc w:val="center"/>
+                  </w:pPr>
+                  <w:r>
+                    <w:t xml:space="preserve">138–300</w:t>
                   </w:r>
                 </w:p>
               </w:tc>
@@ -12061,20 +12116,33 @@
                     <w:jc w:val="center"/>
                   </w:pPr>
                   <w:r>
-                    <w:t xml:space="preserve">none (set-point breaches)</w:t>
-                  </w:r>
-                </w:p>
-              </w:tc>
-              <w:tc>
-                <w:tcPr/>
-                <w:p>
-                  <w:pPr>
-                    <w:pStyle w:val="Compact"/>
-                    <w:jc w:val="left"/>
-                    <w:jc w:val="center"/>
-                  </w:pPr>
-                  <w:r>
-                    <w:t xml:space="preserve">none (set-point breaches)</w:t>
+                    <w:t xml:space="preserve">≤ 1.07e+04</w:t>
+                  </w:r>
+                </w:p>
+              </w:tc>
+              <w:tc>
+                <w:tcPr/>
+                <w:p>
+                  <w:pPr>
+                    <w:pStyle w:val="Compact"/>
+                    <w:jc w:val="left"/>
+                    <w:jc w:val="center"/>
+                  </w:pPr>
+                  <w:r>
+                    <w:t xml:space="preserve">2–3.2</w:t>
+                  </w:r>
+                </w:p>
+              </w:tc>
+              <w:tc>
+                <w:tcPr/>
+                <w:p>
+                  <w:pPr>
+                    <w:pStyle w:val="Compact"/>
+                    <w:jc w:val="left"/>
+                    <w:jc w:val="center"/>
+                  </w:pPr>
+                  <w:r>
+                    <w:t xml:space="preserve">2.29–3.2</w:t>
                   </w:r>
                 </w:p>
               </w:tc>
@@ -12141,6 +12209,19 @@
                     <w:jc w:val="center"/>
                   </w:pPr>
                   <w:r>
+                    <w:t xml:space="preserve">≤ 5</w:t>
+                  </w:r>
+                </w:p>
+              </w:tc>
+              <w:tc>
+                <w:tcPr/>
+                <w:p>
+                  <w:pPr>
+                    <w:pStyle w:val="Compact"/>
+                    <w:jc w:val="left"/>
+                    <w:jc w:val="center"/>
+                  </w:pPr>
+                  <w:r>
                     <w:t xml:space="preserve">10–50</w:t>
                   </w:r>
                 </w:p>
@@ -12221,6 +12302,19 @@
                     <w:jc w:val="center"/>
                   </w:pPr>
                   <w:r>
+                    <w:t xml:space="preserve">≤ 5</w:t>
+                  </w:r>
+                </w:p>
+              </w:tc>
+              <w:tc>
+                <w:tcPr/>
+                <w:p>
+                  <w:pPr>
+                    <w:pStyle w:val="Compact"/>
+                    <w:jc w:val="left"/>
+                    <w:jc w:val="center"/>
+                  </w:pPr>
+                  <w:r>
                     <w:t xml:space="preserve">3.2–3.9</w:t>
                   </w:r>
                 </w:p>
@@ -12301,6 +12395,19 @@
                     <w:jc w:val="center"/>
                   </w:pPr>
                   <w:r>
+                    <w:t xml:space="preserve">≤ 5</w:t>
+                  </w:r>
+                </w:p>
+              </w:tc>
+              <w:tc>
+                <w:tcPr/>
+                <w:p>
+                  <w:pPr>
+                    <w:pStyle w:val="Compact"/>
+                    <w:jc w:val="left"/>
+                    <w:jc w:val="center"/>
+                  </w:pPr>
+                  <w:r>
                     <w:t xml:space="preserve">100–300</w:t>
                   </w:r>
                 </w:p>
@@ -12369,6 +12476,19 @@
                   </w:pPr>
                   <w:r>
                     <w:t xml:space="preserve">CV</w:t>
+                  </w:r>
+                </w:p>
+              </w:tc>
+              <w:tc>
+                <w:tcPr/>
+                <w:p>
+                  <w:pPr>
+                    <w:pStyle w:val="Compact"/>
+                    <w:jc w:val="left"/>
+                    <w:jc w:val="center"/>
+                  </w:pPr>
+                  <w:r>
+                    <w:t xml:space="preserve">≤ 5</w:t>
                   </w:r>
                 </w:p>
               </w:tc>
@@ -12410,13 +12530,13 @@
         <w:pStyle w:val="BodyText"/>
       </w:pPr>
       <w:r>
-        <w:t xml:space="preserve">The drug-substance criterion for host cell protein does not apply at the outlet of this step,</w:t>
-      </w:r>
-      <w:r>
-        <w:t xml:space="preserve"> </w:t>
-      </w:r>
-      <w:r>
-        <w:t xml:space="preserve">which is why</w:t>
+        <w:t xml:space="preserve">Host cell protein is a release attribute of the drug substance, and the drug substance does</w:t>
+      </w:r>
+      <w:r>
+        <w:t xml:space="preserve"> </w:t>
+      </w:r>
+      <w:r>
+        <w:t xml:space="preserve">not exist until after anion exchange, so the drug-substance criterion is not what</w:t>
       </w:r>
       <w:r>
         <w:t xml:space="preserve"> </w:t>
@@ -12433,31 +12553,37 @@
         <w:t xml:space="preserve"> </w:t>
       </w:r>
       <w:r>
-        <w:t xml:space="preserve">carries no proven acceptable range in any of its pool host cell protein</w:t>
-      </w:r>
-      <w:r>
-        <w:t xml:space="preserve"> </w:t>
-      </w:r>
-      <w:r>
-        <w:t xml:space="preserve">rows. Host cell protein is a release attribute of the drug substance, and the drug substance</w:t>
-      </w:r>
-      <w:r>
-        <w:t xml:space="preserve"> </w:t>
-      </w:r>
-      <w:r>
-        <w:t xml:space="preserve">does not exist until after anion exchange. The measures that do apply to a capture step are</w:t>
-      </w:r>
-      <w:r>
-        <w:t xml:space="preserve"> </w:t>
-      </w:r>
-      <w:r>
-        <w:t xml:space="preserve">the clearance factor it delivers and the consistency of the load it hands to the polishing</w:t>
-      </w:r>
-      <w:r>
-        <w:t xml:space="preserve"> </w:t>
-      </w:r>
-      <w:r>
-        <w:t xml:space="preserve">steps. Both are given below for the nominal batch (</w:t>
+        <w:t xml:space="preserve">measures the capture pool against. The in-process limit is, and against it every pool host</w:t>
+      </w:r>
+      <w:r>
+        <w:t xml:space="preserve"> </w:t>
+      </w:r>
+      <w:r>
+        <w:t xml:space="preserve">cell protein row returns a range. Protein load and elution buffer pH are both bounded, at</w:t>
+      </w:r>
+      <w:r>
+        <w:t xml:space="preserve"> </w:t>
+      </w:r>
+      <w:r>
+        <w:t xml:space="preserve">the top of the load range and at the bottom of the pH range, which are the two directions</w:t>
+      </w:r>
+      <w:r>
+        <w:t xml:space="preserve"> </w:t>
+      </w:r>
+      <w:r>
+        <w:t xml:space="preserve">that raise the pool level. The measures that also apply to a capture step are the clearance</w:t>
+      </w:r>
+      <w:r>
+        <w:t xml:space="preserve"> </w:t>
+      </w:r>
+      <w:r>
+        <w:t xml:space="preserve">factor it delivers and the consistency of the load it hands to the polishing steps. Both are</w:t>
+      </w:r>
+      <w:r>
+        <w:t xml:space="preserve"> </w:t>
+      </w:r>
+      <w:r>
+        <w:t xml:space="preserve">given below for the nominal batch (</w:t>
       </w:r>
       <w:hyperlink w:anchor="tbl-hcpchain">
         <w:r>
@@ -12983,7 +13109,7 @@
               <w:pStyle w:val="ImageCaption"/>
             </w:pPr>
             <w:r>
-              <w:t xml:space="preserve">Figure 4: Proven acceptable range analysis for pool host cell protein against elution buffer pH, at set-point and with the remaining factors propagated across their normal operating ranges. The drawn limit is the drug-substance criterion, which does not apply at the outlet of this step, so no acceptable region is shaded.</w:t>
+              <w:t xml:space="preserve">Figure 4: Proven acceptable range analysis for pool host cell protein against elution buffer pH, at set-point and with the remaining factors propagated across their normal operating ranges. The drawn limit is the in-process limit for this pool, and the acceptable region is shaded green.</w:t>
             </w:r>
           </w:p>
           <w:bookmarkEnd w:id="69"/>
